--- a/ADG/최종실습시험/02_Standby생성과_동기화/02_Standby생성과_동기화_문제지.docx
+++ b/ADG/최종실습시험/02_Standby생성과_동기화/02_Standby생성과_동기화_문제지.docx
@@ -51,7 +51,47 @@
           <w:b w:val="0"/>
           <w:sz w:val="20"/>
         </w:rPr>
-        <w:t>**이 시험에서 `DUPLICATE` 를 실제로 수행하지는 않는다.** 이미 구성된 Standby 를 재료로 삼아 **설계를 작성하고, 주어진 실패 출력을 진단하고, 결과를 검증하고, 동기화를 제어**한다. Section 4·5 는 실제로 적용을 멈추고 파일을 만들고 사고를 재현하지만 모두 되돌릴 수 있는 범위다.</w:t>
+        <w:t xml:space="preserve">이 시험에서 </w:t>
+      </w:r>
+      <w:r>
+        <w:rPr>
+          <w:rFonts w:ascii="Consolas" w:hAnsi="Consolas" w:eastAsia="맑은 고딕"/>
+          <w:b w:val="0"/>
+          <w:sz w:val="20"/>
+        </w:rPr>
+        <w:t xml:space="preserve">DUPLICATE</w:t>
+      </w:r>
+      <w:r>
+        <w:rPr>
+          <w:rFonts w:ascii="맑은 고딕" w:hAnsi="맑은 고딕" w:eastAsia="맑은 고딕"/>
+          <w:b w:val="0"/>
+          <w:sz w:val="20"/>
+        </w:rPr>
+        <w:t xml:space="preserve"> 를 실제로 수행하지는 않는다.</w:t>
+      </w:r>
+      <w:r>
+        <w:rPr>
+          <w:rFonts w:ascii="맑은 고딕" w:hAnsi="맑은 고딕" w:eastAsia="맑은 고딕"/>
+          <w:b w:val="0"/>
+          <w:sz w:val="20"/>
+        </w:rPr>
+        <w:t xml:space="preserve"> 이미 구성된 Standby 를 재료로 삼아 </w:t>
+      </w:r>
+      <w:r>
+        <w:rPr>
+          <w:rFonts w:ascii="맑은 고딕" w:hAnsi="맑은 고딕" w:eastAsia="맑은 고딕"/>
+          <w:b w:val="0"/>
+          <w:sz w:val="20"/>
+        </w:rPr>
+        <w:t xml:space="preserve">설계를 작성하고, 주어진 실패 출력을 진단하고, 결과를 검증하고, 동기화를 제어</w:t>
+      </w:r>
+      <w:r>
+        <w:rPr>
+          <w:rFonts w:ascii="맑은 고딕" w:hAnsi="맑은 고딕" w:eastAsia="맑은 고딕"/>
+          <w:b w:val="0"/>
+          <w:sz w:val="20"/>
+        </w:rPr>
+        <w:t xml:space="preserve">한다. Section 4·5 는 실제로 적용을 멈추고 파일을 만들고 사고를 재현하지만 모두 되돌릴 수 있는 범위다.</w:t>
       </w:r>
     </w:p>
     <w:p>
@@ -64,7 +104,39 @@
           <w:b w:val="0"/>
           <w:sz w:val="20"/>
         </w:rPr>
-        <w:t>모든 과제는 수행 명령과 함께 판정 근거를 요구한다. 채점 기준은 "무엇을 실행했는가"가 아니라 **"그 결과를 근거로 무엇을 판정했는가"**다. 오류를 재현하라는 과제에서는 **오류 번호를 그대로 기록**해야 하며, 번호 없이 "실패했다"고만 쓴 답안은 0점으로 처리한다.</w:t>
+        <w:t xml:space="preserve">모든 과제는 수행 명령과 함께 판정 근거를 요구한다. 채점 기준은 "무엇을 실행했는가"가 아니라 </w:t>
+      </w:r>
+      <w:r>
+        <w:rPr>
+          <w:rFonts w:ascii="맑은 고딕" w:hAnsi="맑은 고딕" w:eastAsia="맑은 고딕"/>
+          <w:b w:val="0"/>
+          <w:sz w:val="20"/>
+        </w:rPr>
+        <w:t xml:space="preserve">"그 결과를 근거로 무엇을 판정했는가"</w:t>
+      </w:r>
+      <w:r>
+        <w:rPr>
+          <w:rFonts w:ascii="맑은 고딕" w:hAnsi="맑은 고딕" w:eastAsia="맑은 고딕"/>
+          <w:b w:val="0"/>
+          <w:sz w:val="20"/>
+        </w:rPr>
+        <w:t xml:space="preserve">다. 오류를 재현하라는 과제에서는 </w:t>
+      </w:r>
+      <w:r>
+        <w:rPr>
+          <w:rFonts w:ascii="맑은 고딕" w:hAnsi="맑은 고딕" w:eastAsia="맑은 고딕"/>
+          <w:b w:val="0"/>
+          <w:sz w:val="20"/>
+        </w:rPr>
+        <w:t xml:space="preserve">오류 번호를 그대로 기록</w:t>
+      </w:r>
+      <w:r>
+        <w:rPr>
+          <w:rFonts w:ascii="맑은 고딕" w:hAnsi="맑은 고딕" w:eastAsia="맑은 고딕"/>
+          <w:b w:val="0"/>
+          <w:sz w:val="20"/>
+        </w:rPr>
+        <w:t xml:space="preserve">해야 하며, 번호 없이 "실패했다"고만 쓴 답안은 0점으로 처리한다.</w:t>
       </w:r>
     </w:p>
     <w:p>
@@ -313,7 +385,39 @@
                 <w:b w:val="0"/>
                 <w:sz w:val="19"/>
               </w:rPr>
-              <w:t>이 환경은 **OMF 방식**으로 만들어졌다 (`DB_CREATE_FILE_DEST` 지정)</w:t>
+              <w:t xml:space="preserve">이 환경은 </w:t>
+            </w:r>
+            <w:r>
+              <w:rPr>
+                <w:rFonts w:ascii="맑은 고딕" w:hAnsi="맑은 고딕" w:eastAsia="맑은 고딕"/>
+                <w:b w:val="0"/>
+                <w:sz w:val="19"/>
+              </w:rPr>
+              <w:t xml:space="preserve">OMF 방식</w:t>
+            </w:r>
+            <w:r>
+              <w:rPr>
+                <w:rFonts w:ascii="맑은 고딕" w:hAnsi="맑은 고딕" w:eastAsia="맑은 고딕"/>
+                <w:b w:val="0"/>
+                <w:sz w:val="19"/>
+              </w:rPr>
+              <w:t xml:space="preserve">으로 만들어졌다 (</w:t>
+            </w:r>
+            <w:r>
+              <w:rPr>
+                <w:rFonts w:ascii="Consolas" w:hAnsi="Consolas" w:eastAsia="맑은 고딕"/>
+                <w:b w:val="0"/>
+                <w:sz w:val="19"/>
+              </w:rPr>
+              <w:t xml:space="preserve">DB_CREATE_FILE_DEST</w:t>
+            </w:r>
+            <w:r>
+              <w:rPr>
+                <w:rFonts w:ascii="맑은 고딕" w:hAnsi="맑은 고딕" w:eastAsia="맑은 고딕"/>
+                <w:b w:val="0"/>
+                <w:sz w:val="19"/>
+              </w:rPr>
+              <w:t xml:space="preserve"> 지정)</w:t>
             </w:r>
           </w:p>
         </w:tc>
@@ -1191,7 +1295,23 @@
           <w:b w:val="0"/>
           <w:sz w:val="20"/>
         </w:rPr>
-        <w:t>70점 이상을 통과 기준으로 한다. 숙련자 기준 3시간 25분 내외를 예상하며, Section 5 의 14·15번은 **반드시 이어서 수행**해야 한다. 14번만 하고 중단하면 적용이 멈춘 채로 남는다.</w:t>
+        <w:t xml:space="preserve">70점 이상을 통과 기준으로 한다. 숙련자 기준 3시간 25분 내외를 예상하며, Section 5 의 14·15번은 </w:t>
+      </w:r>
+      <w:r>
+        <w:rPr>
+          <w:rFonts w:ascii="맑은 고딕" w:hAnsi="맑은 고딕" w:eastAsia="맑은 고딕"/>
+          <w:b w:val="0"/>
+          <w:sz w:val="20"/>
+        </w:rPr>
+        <w:t xml:space="preserve">반드시 이어서 수행</w:t>
+      </w:r>
+      <w:r>
+        <w:rPr>
+          <w:rFonts w:ascii="맑은 고딕" w:hAnsi="맑은 고딕" w:eastAsia="맑은 고딕"/>
+          <w:b w:val="0"/>
+          <w:sz w:val="20"/>
+        </w:rPr>
+        <w:t xml:space="preserve">해야 한다. 14번만 하고 중단하면 적용이 멈춘 채로 남는다.</w:t>
       </w:r>
     </w:p>
     <w:p>
@@ -1273,7 +1393,23 @@
           <w:b w:val="0"/>
           <w:sz w:val="20"/>
         </w:rPr>
-        <w:t>- **Section 5 의 14번과 15번은 하나의 작업이다.** 14번에서 적용이 멈추고 15번에서 되살린다. 14번만 수행하고 종료하면 이후 모든 판정이 무효가 된다.</w:t>
+        <w:t xml:space="preserve">- </w:t>
+      </w:r>
+      <w:r>
+        <w:rPr>
+          <w:rFonts w:ascii="맑은 고딕" w:hAnsi="맑은 고딕" w:eastAsia="맑은 고딕"/>
+          <w:b w:val="0"/>
+          <w:sz w:val="20"/>
+        </w:rPr>
+        <w:t xml:space="preserve">Section 5 의 14번과 15번은 하나의 작업이다.</w:t>
+      </w:r>
+      <w:r>
+        <w:rPr>
+          <w:rFonts w:ascii="맑은 고딕" w:hAnsi="맑은 고딕" w:eastAsia="맑은 고딕"/>
+          <w:b w:val="0"/>
+          <w:sz w:val="20"/>
+        </w:rPr>
+        <w:t xml:space="preserve"> 14번에서 적용이 멈추고 15번에서 되살린다. 14번만 수행하고 종료하면 이후 모든 판정이 무효가 된다.</w:t>
       </w:r>
     </w:p>
     <w:p>
@@ -1300,7 +1436,39 @@
           <w:b/>
           <w:sz w:val="19"/>
         </w:rPr>
-        <w:t>※ 이 시험의 모든 과제는 개인 실습 환경 전용이다. 적용 중지, 테이블스페이스·데이터 파일 생성과 삭제, `STANDBY_FILE_MANAGEMENT` 변경, PDB 생성과 삭제가 포함되어 있으므로 운영 데이터베이스나 공용 서버에서는 절대 수행하지 않는다. `DUPLICATE` 와 되돌릴 수 없는 명령은 포함되어 있지 않다.</w:t>
+        <w:t xml:space="preserve">※ 이 시험의 모든 과제는 개인 실습 환경 전용이다. 적용 중지, 테이블스페이스·데이터 파일 생성과 삭제, </w:t>
+      </w:r>
+      <w:r>
+        <w:rPr>
+          <w:rFonts w:ascii="Consolas" w:hAnsi="Consolas" w:eastAsia="맑은 고딕"/>
+          <w:b/>
+          <w:sz w:val="19"/>
+        </w:rPr>
+        <w:t xml:space="preserve">STANDBY_FILE_MANAGEMENT</w:t>
+      </w:r>
+      <w:r>
+        <w:rPr>
+          <w:rFonts w:ascii="맑은 고딕" w:hAnsi="맑은 고딕" w:eastAsia="맑은 고딕"/>
+          <w:b/>
+          <w:sz w:val="19"/>
+        </w:rPr>
+        <w:t xml:space="preserve"> 변경, PDB 생성과 삭제가 포함되어 있으므로 운영 데이터베이스나 공용 서버에서는 절대 수행하지 않는다. </w:t>
+      </w:r>
+      <w:r>
+        <w:rPr>
+          <w:rFonts w:ascii="Consolas" w:hAnsi="Consolas" w:eastAsia="맑은 고딕"/>
+          <w:b/>
+          <w:sz w:val="19"/>
+        </w:rPr>
+        <w:t xml:space="preserve">DUPLICATE</w:t>
+      </w:r>
+      <w:r>
+        <w:rPr>
+          <w:rFonts w:ascii="맑은 고딕" w:hAnsi="맑은 고딕" w:eastAsia="맑은 고딕"/>
+          <w:b/>
+          <w:sz w:val="19"/>
+        </w:rPr>
+        <w:t xml:space="preserve"> 와 되돌릴 수 없는 명령은 포함되어 있지 않다.</w:t>
       </w:r>
     </w:p>
     <w:p>
@@ -1353,7 +1521,199 @@
           <w:b w:val="0"/>
           <w:sz w:val="20"/>
         </w:rPr>
-        <w:t>- `DB_NAME`·`DB_UNIQUE_NAME`·`DB_BLOCK_SIZE`·`COMPATIBLE`·`DB_FILES`·`REMOTE_LOGIN_PASSWORDFILE`·`LOG_ARCHIVE_CONFIG`·`LOG_ARCHIVE_DEST_1`·`LOG_ARCHIVE_DEST_2`·`FAL_SERVER`·`FAL_CLIENT`·`STANDBY_FILE_MANAGEMENT` 를 한 번에 조회할 것</w:t>
+        <w:t xml:space="preserve">- </w:t>
+      </w:r>
+      <w:r>
+        <w:rPr>
+          <w:rFonts w:ascii="Consolas" w:hAnsi="Consolas" w:eastAsia="맑은 고딕"/>
+          <w:b w:val="0"/>
+          <w:sz w:val="20"/>
+        </w:rPr>
+        <w:t xml:space="preserve">DB_NAME</w:t>
+      </w:r>
+      <w:r>
+        <w:rPr>
+          <w:rFonts w:ascii="맑은 고딕" w:hAnsi="맑은 고딕" w:eastAsia="맑은 고딕"/>
+          <w:b w:val="0"/>
+          <w:sz w:val="20"/>
+        </w:rPr>
+        <w:t xml:space="preserve">·</w:t>
+      </w:r>
+      <w:r>
+        <w:rPr>
+          <w:rFonts w:ascii="Consolas" w:hAnsi="Consolas" w:eastAsia="맑은 고딕"/>
+          <w:b w:val="0"/>
+          <w:sz w:val="20"/>
+        </w:rPr>
+        <w:t xml:space="preserve">DB_UNIQUE_NAME</w:t>
+      </w:r>
+      <w:r>
+        <w:rPr>
+          <w:rFonts w:ascii="맑은 고딕" w:hAnsi="맑은 고딕" w:eastAsia="맑은 고딕"/>
+          <w:b w:val="0"/>
+          <w:sz w:val="20"/>
+        </w:rPr>
+        <w:t xml:space="preserve">·</w:t>
+      </w:r>
+      <w:r>
+        <w:rPr>
+          <w:rFonts w:ascii="Consolas" w:hAnsi="Consolas" w:eastAsia="맑은 고딕"/>
+          <w:b w:val="0"/>
+          <w:sz w:val="20"/>
+        </w:rPr>
+        <w:t xml:space="preserve">DB_BLOCK_SIZE</w:t>
+      </w:r>
+      <w:r>
+        <w:rPr>
+          <w:rFonts w:ascii="맑은 고딕" w:hAnsi="맑은 고딕" w:eastAsia="맑은 고딕"/>
+          <w:b w:val="0"/>
+          <w:sz w:val="20"/>
+        </w:rPr>
+        <w:t xml:space="preserve">·</w:t>
+      </w:r>
+      <w:r>
+        <w:rPr>
+          <w:rFonts w:ascii="Consolas" w:hAnsi="Consolas" w:eastAsia="맑은 고딕"/>
+          <w:b w:val="0"/>
+          <w:sz w:val="20"/>
+        </w:rPr>
+        <w:t xml:space="preserve">COMPATIBLE</w:t>
+      </w:r>
+      <w:r>
+        <w:rPr>
+          <w:rFonts w:ascii="맑은 고딕" w:hAnsi="맑은 고딕" w:eastAsia="맑은 고딕"/>
+          <w:b w:val="0"/>
+          <w:sz w:val="20"/>
+        </w:rPr>
+        <w:t xml:space="preserve">·</w:t>
+      </w:r>
+      <w:r>
+        <w:rPr>
+          <w:rFonts w:ascii="Consolas" w:hAnsi="Consolas" w:eastAsia="맑은 고딕"/>
+          <w:b w:val="0"/>
+          <w:sz w:val="20"/>
+        </w:rPr>
+        <w:t xml:space="preserve">DB_FILES</w:t>
+      </w:r>
+      <w:r>
+        <w:rPr>
+          <w:rFonts w:ascii="맑은 고딕" w:hAnsi="맑은 고딕" w:eastAsia="맑은 고딕"/>
+          <w:b w:val="0"/>
+          <w:sz w:val="20"/>
+        </w:rPr>
+        <w:t xml:space="preserve">·</w:t>
+      </w:r>
+      <w:r>
+        <w:rPr>
+          <w:rFonts w:ascii="Consolas" w:hAnsi="Consolas" w:eastAsia="맑은 고딕"/>
+          <w:b w:val="0"/>
+          <w:sz w:val="20"/>
+        </w:rPr>
+        <w:t xml:space="preserve">REMOTE_LOGIN_PASSWORDFILE</w:t>
+      </w:r>
+      <w:r>
+        <w:rPr>
+          <w:rFonts w:ascii="맑은 고딕" w:hAnsi="맑은 고딕" w:eastAsia="맑은 고딕"/>
+          <w:b w:val="0"/>
+          <w:sz w:val="20"/>
+        </w:rPr>
+        <w:t xml:space="preserve">·</w:t>
+      </w:r>
+      <w:r>
+        <w:rPr>
+          <w:rFonts w:ascii="Consolas" w:hAnsi="Consolas" w:eastAsia="맑은 고딕"/>
+          <w:b w:val="0"/>
+          <w:sz w:val="20"/>
+        </w:rPr>
+        <w:t xml:space="preserve">LOG_ARCHIVE_CONFIG</w:t>
+      </w:r>
+      <w:r>
+        <w:rPr>
+          <w:rFonts w:ascii="맑은 고딕" w:hAnsi="맑은 고딕" w:eastAsia="맑은 고딕"/>
+          <w:b w:val="0"/>
+          <w:sz w:val="20"/>
+        </w:rPr>
+        <w:t xml:space="preserve">·</w:t>
+      </w:r>
+      <w:r>
+        <w:rPr>
+          <w:rFonts w:ascii="Consolas" w:hAnsi="Consolas" w:eastAsia="맑은 고딕"/>
+          <w:b w:val="0"/>
+          <w:sz w:val="20"/>
+        </w:rPr>
+        <w:t xml:space="preserve">LOG_ARCHIVE_DEST_1</w:t>
+      </w:r>
+      <w:r>
+        <w:rPr>
+          <w:rFonts w:ascii="맑은 고딕" w:hAnsi="맑은 고딕" w:eastAsia="맑은 고딕"/>
+          <w:b w:val="0"/>
+          <w:sz w:val="20"/>
+        </w:rPr>
+        <w:t xml:space="preserve">·</w:t>
+      </w:r>
+      <w:r>
+        <w:rPr>
+          <w:rFonts w:ascii="Consolas" w:hAnsi="Consolas" w:eastAsia="맑은 고딕"/>
+          <w:b w:val="0"/>
+          <w:sz w:val="20"/>
+        </w:rPr>
+        <w:t xml:space="preserve">LOG_ARCHIVE_DEST_2</w:t>
+      </w:r>
+      <w:r>
+        <w:rPr>
+          <w:rFonts w:ascii="맑은 고딕" w:hAnsi="맑은 고딕" w:eastAsia="맑은 고딕"/>
+          <w:b w:val="0"/>
+          <w:sz w:val="20"/>
+        </w:rPr>
+        <w:t xml:space="preserve">·</w:t>
+      </w:r>
+      <w:r>
+        <w:rPr>
+          <w:rFonts w:ascii="Consolas" w:hAnsi="Consolas" w:eastAsia="맑은 고딕"/>
+          <w:b w:val="0"/>
+          <w:sz w:val="20"/>
+        </w:rPr>
+        <w:t xml:space="preserve">FAL_SERVER</w:t>
+      </w:r>
+      <w:r>
+        <w:rPr>
+          <w:rFonts w:ascii="맑은 고딕" w:hAnsi="맑은 고딕" w:eastAsia="맑은 고딕"/>
+          <w:b w:val="0"/>
+          <w:sz w:val="20"/>
+        </w:rPr>
+        <w:t xml:space="preserve">·</w:t>
+      </w:r>
+      <w:r>
+        <w:rPr>
+          <w:rFonts w:ascii="Consolas" w:hAnsi="Consolas" w:eastAsia="맑은 고딕"/>
+          <w:b w:val="0"/>
+          <w:sz w:val="20"/>
+        </w:rPr>
+        <w:t xml:space="preserve">FAL_CLIENT</w:t>
+      </w:r>
+      <w:r>
+        <w:rPr>
+          <w:rFonts w:ascii="맑은 고딕" w:hAnsi="맑은 고딕" w:eastAsia="맑은 고딕"/>
+          <w:b w:val="0"/>
+          <w:sz w:val="20"/>
+        </w:rPr>
+        <w:t xml:space="preserve">·</w:t>
+      </w:r>
+      <w:r>
+        <w:rPr>
+          <w:rFonts w:ascii="Consolas" w:hAnsi="Consolas" w:eastAsia="맑은 고딕"/>
+          <w:b w:val="0"/>
+          <w:sz w:val="20"/>
+        </w:rPr>
+        <w:t xml:space="preserve">STANDBY_FILE_MANAGEMENT</w:t>
+      </w:r>
+      <w:r>
+        <w:rPr>
+          <w:rFonts w:ascii="맑은 고딕" w:hAnsi="맑은 고딕" w:eastAsia="맑은 고딕"/>
+          <w:b w:val="0"/>
+          <w:sz w:val="20"/>
+        </w:rPr>
+        <w:t xml:space="preserve"> 를 한 번에 조회할 것</w:t>
       </w:r>
     </w:p>
     <w:p>
@@ -1367,7 +1727,23 @@
           <w:b w:val="0"/>
           <w:sz w:val="20"/>
         </w:rPr>
-        <w:t>- 각 파라미터에 대해 **Standby 에서 같아야 하는지 달라야 하는지**를 표에 명시할 것</w:t>
+        <w:t xml:space="preserve">- 각 파라미터에 대해 </w:t>
+      </w:r>
+      <w:r>
+        <w:rPr>
+          <w:rFonts w:ascii="맑은 고딕" w:hAnsi="맑은 고딕" w:eastAsia="맑은 고딕"/>
+          <w:b w:val="0"/>
+          <w:sz w:val="20"/>
+        </w:rPr>
+        <w:t xml:space="preserve">Standby 에서 같아야 하는지 달라야 하는지</w:t>
+      </w:r>
+      <w:r>
+        <w:rPr>
+          <w:rFonts w:ascii="맑은 고딕" w:hAnsi="맑은 고딕" w:eastAsia="맑은 고딕"/>
+          <w:b w:val="0"/>
+          <w:sz w:val="20"/>
+        </w:rPr>
+        <w:t xml:space="preserve">를 표에 명시할 것</w:t>
       </w:r>
     </w:p>
     <w:p>
@@ -1395,7 +1771,23 @@
           <w:b w:val="0"/>
           <w:sz w:val="20"/>
         </w:rPr>
-        <w:t>- 이 표는 Section 3 의 8번에서 상속 점검의 대조 대상이 되므로 **값을 그대로** 적을 것</w:t>
+        <w:t xml:space="preserve">- 이 표는 Section 3 의 8번에서 상속 점검의 대조 대상이 되므로 </w:t>
+      </w:r>
+      <w:r>
+        <w:rPr>
+          <w:rFonts w:ascii="맑은 고딕" w:hAnsi="맑은 고딕" w:eastAsia="맑은 고딕"/>
+          <w:b w:val="0"/>
+          <w:sz w:val="20"/>
+        </w:rPr>
+        <w:t xml:space="preserve">값을 그대로</w:t>
+      </w:r>
+      <w:r>
+        <w:rPr>
+          <w:rFonts w:ascii="맑은 고딕" w:hAnsi="맑은 고딕" w:eastAsia="맑은 고딕"/>
+          <w:b w:val="0"/>
+          <w:sz w:val="20"/>
+        </w:rPr>
+        <w:t xml:space="preserve"> 적을 것</w:t>
       </w:r>
     </w:p>
     <w:p>
@@ -1409,7 +1801,39 @@
           <w:b w:val="0"/>
           <w:sz w:val="20"/>
         </w:rPr>
-        <w:t>- `SGA_TARGET`·`PGA_AGGREGATE_TARGET` 처럼 Standby 에서 달라도 되는 파라미터를 두 개 이상 들고, 왜 달라도 되는지 밝힐 것</w:t>
+        <w:t xml:space="preserve">- </w:t>
+      </w:r>
+      <w:r>
+        <w:rPr>
+          <w:rFonts w:ascii="Consolas" w:hAnsi="Consolas" w:eastAsia="맑은 고딕"/>
+          <w:b w:val="0"/>
+          <w:sz w:val="20"/>
+        </w:rPr>
+        <w:t xml:space="preserve">SGA_TARGET</w:t>
+      </w:r>
+      <w:r>
+        <w:rPr>
+          <w:rFonts w:ascii="맑은 고딕" w:hAnsi="맑은 고딕" w:eastAsia="맑은 고딕"/>
+          <w:b w:val="0"/>
+          <w:sz w:val="20"/>
+        </w:rPr>
+        <w:t xml:space="preserve">·</w:t>
+      </w:r>
+      <w:r>
+        <w:rPr>
+          <w:rFonts w:ascii="Consolas" w:hAnsi="Consolas" w:eastAsia="맑은 고딕"/>
+          <w:b w:val="0"/>
+          <w:sz w:val="20"/>
+        </w:rPr>
+        <w:t xml:space="preserve">PGA_AGGREGATE_TARGET</w:t>
+      </w:r>
+      <w:r>
+        <w:rPr>
+          <w:rFonts w:ascii="맑은 고딕" w:hAnsi="맑은 고딕" w:eastAsia="맑은 고딕"/>
+          <w:b w:val="0"/>
+          <w:sz w:val="20"/>
+        </w:rPr>
+        <w:t xml:space="preserve"> 처럼 Standby 에서 달라도 되는 파라미터를 두 개 이상 들고, 왜 달라도 되는지 밝힐 것</w:t>
       </w:r>
     </w:p>
     <w:p>
@@ -1436,7 +1860,23 @@
           <w:b w:val="0"/>
           <w:sz w:val="20"/>
         </w:rPr>
-        <w:t>- 현재 boston 의 상태를 기록한 뒤 적용을 멈추고 `NOMOUNT` 로 내릴 것</w:t>
+        <w:t xml:space="preserve">- 현재 boston 의 상태를 기록한 뒤 적용을 멈추고 </w:t>
+      </w:r>
+      <w:r>
+        <w:rPr>
+          <w:rFonts w:ascii="Consolas" w:hAnsi="Consolas" w:eastAsia="맑은 고딕"/>
+          <w:b w:val="0"/>
+          <w:sz w:val="20"/>
+        </w:rPr>
+        <w:t xml:space="preserve">NOMOUNT</w:t>
+      </w:r>
+      <w:r>
+        <w:rPr>
+          <w:rFonts w:ascii="맑은 고딕" w:hAnsi="맑은 고딕" w:eastAsia="맑은 고딕"/>
+          <w:b w:val="0"/>
+          <w:sz w:val="20"/>
+        </w:rPr>
+        <w:t xml:space="preserve"> 로 내릴 것</w:t>
       </w:r>
     </w:p>
     <w:p>
@@ -1450,7 +1890,39 @@
           <w:b w:val="0"/>
           <w:sz w:val="20"/>
         </w:rPr>
-        <w:t>- chicago 에서 boston 으로 원격 SYS 접속을 시도해 **성공하는 것**을 보일 것. 접속 후 `V$INSTANCE.STATUS` 를 확인할 것</w:t>
+        <w:t xml:space="preserve">- chicago 에서 boston 으로 원격 SYS 접속을 시도해 </w:t>
+      </w:r>
+      <w:r>
+        <w:rPr>
+          <w:rFonts w:ascii="맑은 고딕" w:hAnsi="맑은 고딕" w:eastAsia="맑은 고딕"/>
+          <w:b w:val="0"/>
+          <w:sz w:val="20"/>
+        </w:rPr>
+        <w:t xml:space="preserve">성공하는 것</w:t>
+      </w:r>
+      <w:r>
+        <w:rPr>
+          <w:rFonts w:ascii="맑은 고딕" w:hAnsi="맑은 고딕" w:eastAsia="맑은 고딕"/>
+          <w:b w:val="0"/>
+          <w:sz w:val="20"/>
+        </w:rPr>
+        <w:t xml:space="preserve">을 보일 것. 접속 후 </w:t>
+      </w:r>
+      <w:r>
+        <w:rPr>
+          <w:rFonts w:ascii="Consolas" w:hAnsi="Consolas" w:eastAsia="맑은 고딕"/>
+          <w:b w:val="0"/>
+          <w:sz w:val="20"/>
+        </w:rPr>
+        <w:t xml:space="preserve">V$INSTANCE.STATUS</w:t>
+      </w:r>
+      <w:r>
+        <w:rPr>
+          <w:rFonts w:ascii="맑은 고딕" w:hAnsi="맑은 고딕" w:eastAsia="맑은 고딕"/>
+          <w:b w:val="0"/>
+          <w:sz w:val="20"/>
+        </w:rPr>
+        <w:t xml:space="preserve"> 를 확인할 것</w:t>
       </w:r>
     </w:p>
     <w:p>
@@ -1478,7 +1950,39 @@
           <w:b w:val="0"/>
           <w:sz w:val="20"/>
         </w:rPr>
-        <w:t>- `NOMOUNT` 상태에서 `V$DATABASE` 를 조회하면 어떻게 되는지 확인하고 오류 번호를 기록할 것</w:t>
+        <w:t xml:space="preserve">- </w:t>
+      </w:r>
+      <w:r>
+        <w:rPr>
+          <w:rFonts w:ascii="Consolas" w:hAnsi="Consolas" w:eastAsia="맑은 고딕"/>
+          <w:b w:val="0"/>
+          <w:sz w:val="20"/>
+        </w:rPr>
+        <w:t xml:space="preserve">NOMOUNT</w:t>
+      </w:r>
+      <w:r>
+        <w:rPr>
+          <w:rFonts w:ascii="맑은 고딕" w:hAnsi="맑은 고딕" w:eastAsia="맑은 고딕"/>
+          <w:b w:val="0"/>
+          <w:sz w:val="20"/>
+        </w:rPr>
+        <w:t xml:space="preserve"> 상태에서 </w:t>
+      </w:r>
+      <w:r>
+        <w:rPr>
+          <w:rFonts w:ascii="Consolas" w:hAnsi="Consolas" w:eastAsia="맑은 고딕"/>
+          <w:b w:val="0"/>
+          <w:sz w:val="20"/>
+        </w:rPr>
+        <w:t xml:space="preserve">V$DATABASE</w:t>
+      </w:r>
+      <w:r>
+        <w:rPr>
+          <w:rFonts w:ascii="맑은 고딕" w:hAnsi="맑은 고딕" w:eastAsia="맑은 고딕"/>
+          <w:b w:val="0"/>
+          <w:sz w:val="20"/>
+        </w:rPr>
+        <w:t xml:space="preserve"> 를 조회하면 어떻게 되는지 확인하고 오류 번호를 기록할 것</w:t>
       </w:r>
     </w:p>
     <w:p>
@@ -1492,7 +1996,39 @@
           <w:b w:val="0"/>
           <w:sz w:val="20"/>
         </w:rPr>
-        <w:t>- `lsnrctl status` 에서 `boston` 서비스의 인스턴스 status 를 확인하고, 정적 등록이 없었다면 어떤 값이 되었을지 서술할 것</w:t>
+        <w:t xml:space="preserve">- </w:t>
+      </w:r>
+      <w:r>
+        <w:rPr>
+          <w:rFonts w:ascii="Consolas" w:hAnsi="Consolas" w:eastAsia="맑은 고딕"/>
+          <w:b w:val="0"/>
+          <w:sz w:val="20"/>
+        </w:rPr>
+        <w:t xml:space="preserve">lsnrctl status</w:t>
+      </w:r>
+      <w:r>
+        <w:rPr>
+          <w:rFonts w:ascii="맑은 고딕" w:hAnsi="맑은 고딕" w:eastAsia="맑은 고딕"/>
+          <w:b w:val="0"/>
+          <w:sz w:val="20"/>
+        </w:rPr>
+        <w:t xml:space="preserve"> 에서 </w:t>
+      </w:r>
+      <w:r>
+        <w:rPr>
+          <w:rFonts w:ascii="Consolas" w:hAnsi="Consolas" w:eastAsia="맑은 고딕"/>
+          <w:b w:val="0"/>
+          <w:sz w:val="20"/>
+        </w:rPr>
+        <w:t xml:space="preserve">boston</w:t>
+      </w:r>
+      <w:r>
+        <w:rPr>
+          <w:rFonts w:ascii="맑은 고딕" w:hAnsi="맑은 고딕" w:eastAsia="맑은 고딕"/>
+          <w:b w:val="0"/>
+          <w:sz w:val="20"/>
+        </w:rPr>
+        <w:t xml:space="preserve"> 서비스의 인스턴스 status 를 확인하고, 정적 등록이 없었다면 어떤 값이 되었을지 서술할 것</w:t>
       </w:r>
     </w:p>
     <w:p>
@@ -1506,7 +2042,39 @@
           <w:b w:val="0"/>
           <w:sz w:val="20"/>
         </w:rPr>
-        <w:t>- 원복 — `MOUNT` → `OPEN READ ONLY` → PDB 개방 → 실시간 적용 재기동까지 수행하고 확인할 것</w:t>
+        <w:t xml:space="preserve">- 원복 — </w:t>
+      </w:r>
+      <w:r>
+        <w:rPr>
+          <w:rFonts w:ascii="Consolas" w:hAnsi="Consolas" w:eastAsia="맑은 고딕"/>
+          <w:b w:val="0"/>
+          <w:sz w:val="20"/>
+        </w:rPr>
+        <w:t xml:space="preserve">MOUNT</w:t>
+      </w:r>
+      <w:r>
+        <w:rPr>
+          <w:rFonts w:ascii="맑은 고딕" w:hAnsi="맑은 고딕" w:eastAsia="맑은 고딕"/>
+          <w:b w:val="0"/>
+          <w:sz w:val="20"/>
+        </w:rPr>
+        <w:t xml:space="preserve"> → </w:t>
+      </w:r>
+      <w:r>
+        <w:rPr>
+          <w:rFonts w:ascii="Consolas" w:hAnsi="Consolas" w:eastAsia="맑은 고딕"/>
+          <w:b w:val="0"/>
+          <w:sz w:val="20"/>
+        </w:rPr>
+        <w:t xml:space="preserve">OPEN READ ONLY</w:t>
+      </w:r>
+      <w:r>
+        <w:rPr>
+          <w:rFonts w:ascii="맑은 고딕" w:hAnsi="맑은 고딕" w:eastAsia="맑은 고딕"/>
+          <w:b w:val="0"/>
+          <w:sz w:val="20"/>
+        </w:rPr>
+        <w:t xml:space="preserve"> → PDB 개방 → 실시간 적용 재기동까지 수행하고 확인할 것</w:t>
       </w:r>
     </w:p>
     <w:p>
@@ -1533,7 +2101,71 @@
           <w:b w:val="0"/>
           <w:sz w:val="20"/>
         </w:rPr>
-        <w:t>- 경로 지정 방식(`DB_FILE_NAME_CONVERT` / `LOG_FILE_NAME_CONVERT`)과 OMF 방식(`DB_CREATE_FILE_DEST` / `DB_CREATE_ONLINE_LOG_DEST_n`)을 표로 비교할 것. 최소 다섯 항목</w:t>
+        <w:t xml:space="preserve">- 경로 지정 방식(</w:t>
+      </w:r>
+      <w:r>
+        <w:rPr>
+          <w:rFonts w:ascii="Consolas" w:hAnsi="Consolas" w:eastAsia="맑은 고딕"/>
+          <w:b w:val="0"/>
+          <w:sz w:val="20"/>
+        </w:rPr>
+        <w:t xml:space="preserve">DB_FILE_NAME_CONVERT</w:t>
+      </w:r>
+      <w:r>
+        <w:rPr>
+          <w:rFonts w:ascii="맑은 고딕" w:hAnsi="맑은 고딕" w:eastAsia="맑은 고딕"/>
+          <w:b w:val="0"/>
+          <w:sz w:val="20"/>
+        </w:rPr>
+        <w:t xml:space="preserve"> / </w:t>
+      </w:r>
+      <w:r>
+        <w:rPr>
+          <w:rFonts w:ascii="Consolas" w:hAnsi="Consolas" w:eastAsia="맑은 고딕"/>
+          <w:b w:val="0"/>
+          <w:sz w:val="20"/>
+        </w:rPr>
+        <w:t xml:space="preserve">LOG_FILE_NAME_CONVERT</w:t>
+      </w:r>
+      <w:r>
+        <w:rPr>
+          <w:rFonts w:ascii="맑은 고딕" w:hAnsi="맑은 고딕" w:eastAsia="맑은 고딕"/>
+          <w:b w:val="0"/>
+          <w:sz w:val="20"/>
+        </w:rPr>
+        <w:t xml:space="preserve">)과 OMF 방식(</w:t>
+      </w:r>
+      <w:r>
+        <w:rPr>
+          <w:rFonts w:ascii="Consolas" w:hAnsi="Consolas" w:eastAsia="맑은 고딕"/>
+          <w:b w:val="0"/>
+          <w:sz w:val="20"/>
+        </w:rPr>
+        <w:t xml:space="preserve">DB_CREATE_FILE_DEST</w:t>
+      </w:r>
+      <w:r>
+        <w:rPr>
+          <w:rFonts w:ascii="맑은 고딕" w:hAnsi="맑은 고딕" w:eastAsia="맑은 고딕"/>
+          <w:b w:val="0"/>
+          <w:sz w:val="20"/>
+        </w:rPr>
+        <w:t xml:space="preserve"> / </w:t>
+      </w:r>
+      <w:r>
+        <w:rPr>
+          <w:rFonts w:ascii="Consolas" w:hAnsi="Consolas" w:eastAsia="맑은 고딕"/>
+          <w:b w:val="0"/>
+          <w:sz w:val="20"/>
+        </w:rPr>
+        <w:t xml:space="preserve">DB_CREATE_ONLINE_LOG_DEST_n</w:t>
+      </w:r>
+      <w:r>
+        <w:rPr>
+          <w:rFonts w:ascii="맑은 고딕" w:hAnsi="맑은 고딕" w:eastAsia="맑은 고딕"/>
+          <w:b w:val="0"/>
+          <w:sz w:val="20"/>
+        </w:rPr>
+        <w:t xml:space="preserve">)을 표로 비교할 것. 최소 다섯 항목</w:t>
       </w:r>
     </w:p>
     <w:p>
@@ -1547,7 +2179,39 @@
           <w:b w:val="0"/>
           <w:sz w:val="20"/>
         </w:rPr>
-        <w:t>- 각 방식에서 **RMAN 스크립트의 `SET` 절에 무엇이 들어가는지** 예시로 제시할 것</w:t>
+        <w:t xml:space="preserve">- 각 방식에서 </w:t>
+      </w:r>
+      <w:r>
+        <w:rPr>
+          <w:rFonts w:ascii="맑은 고딕" w:hAnsi="맑은 고딕" w:eastAsia="맑은 고딕"/>
+          <w:b w:val="0"/>
+          <w:sz w:val="20"/>
+        </w:rPr>
+        <w:t xml:space="preserve">RMAN 스크립트의 </w:t>
+      </w:r>
+      <w:r>
+        <w:rPr>
+          <w:rFonts w:ascii="Consolas" w:hAnsi="Consolas" w:eastAsia="맑은 고딕"/>
+          <w:b w:val="0"/>
+          <w:sz w:val="20"/>
+        </w:rPr>
+        <w:t xml:space="preserve">SET</w:t>
+      </w:r>
+      <w:r>
+        <w:rPr>
+          <w:rFonts w:ascii="맑은 고딕" w:hAnsi="맑은 고딕" w:eastAsia="맑은 고딕"/>
+          <w:b w:val="0"/>
+          <w:sz w:val="20"/>
+        </w:rPr>
+        <w:t xml:space="preserve"> 절에 무엇이 들어가는지</w:t>
+      </w:r>
+      <w:r>
+        <w:rPr>
+          <w:rFonts w:ascii="맑은 고딕" w:hAnsi="맑은 고딕" w:eastAsia="맑은 고딕"/>
+          <w:b w:val="0"/>
+          <w:sz w:val="20"/>
+        </w:rPr>
+        <w:t xml:space="preserve"> 예시로 제시할 것</w:t>
       </w:r>
     </w:p>
     <w:p>
@@ -1652,7 +2316,39 @@
           <w:b w:val="0"/>
           <w:sz w:val="20"/>
         </w:rPr>
-        <w:t>이 절은 실제로 `DUPLICATE` 를 실행하지 않는다. 대신 **실패한 실행의 출력을 주고 원인을 진단**한다. RMAN 의 오류 스택은 길고 진짜 원인이 가운데 있는 경우가 많으므로, 어느 줄부터 읽어야 하는지가 이 절의 주제다.</w:t>
+        <w:t xml:space="preserve">이 절은 실제로 </w:t>
+      </w:r>
+      <w:r>
+        <w:rPr>
+          <w:rFonts w:ascii="Consolas" w:hAnsi="Consolas" w:eastAsia="맑은 고딕"/>
+          <w:b w:val="0"/>
+          <w:sz w:val="20"/>
+        </w:rPr>
+        <w:t xml:space="preserve">DUPLICATE</w:t>
+      </w:r>
+      <w:r>
+        <w:rPr>
+          <w:rFonts w:ascii="맑은 고딕" w:hAnsi="맑은 고딕" w:eastAsia="맑은 고딕"/>
+          <w:b w:val="0"/>
+          <w:sz w:val="20"/>
+        </w:rPr>
+        <w:t xml:space="preserve"> 를 실행하지 않는다. 대신 </w:t>
+      </w:r>
+      <w:r>
+        <w:rPr>
+          <w:rFonts w:ascii="맑은 고딕" w:hAnsi="맑은 고딕" w:eastAsia="맑은 고딕"/>
+          <w:b w:val="0"/>
+          <w:sz w:val="20"/>
+        </w:rPr>
+        <w:t xml:space="preserve">실패한 실행의 출력을 주고 원인을 진단</w:t>
+      </w:r>
+      <w:r>
+        <w:rPr>
+          <w:rFonts w:ascii="맑은 고딕" w:hAnsi="맑은 고딕" w:eastAsia="맑은 고딕"/>
+          <w:b w:val="0"/>
+          <w:sz w:val="20"/>
+        </w:rPr>
+        <w:t xml:space="preserve">한다. RMAN 의 오류 스택은 길고 진짜 원인이 가운데 있는 경우가 많으므로, 어느 줄부터 읽어야 하는지가 이 절의 주제다.</w:t>
       </w:r>
     </w:p>
     <w:p>
@@ -1679,7 +2375,23 @@
           <w:b w:val="0"/>
           <w:sz w:val="20"/>
         </w:rPr>
-        <w:t>- 아래 출력에서 **가장 먼저 읽어야 할 줄**을 지목하고 그 이유를 밝힐 것</w:t>
+        <w:t xml:space="preserve">- 아래 출력에서 </w:t>
+      </w:r>
+      <w:r>
+        <w:rPr>
+          <w:rFonts w:ascii="맑은 고딕" w:hAnsi="맑은 고딕" w:eastAsia="맑은 고딕"/>
+          <w:b w:val="0"/>
+          <w:sz w:val="20"/>
+        </w:rPr>
+        <w:t xml:space="preserve">가장 먼저 읽어야 할 줄</w:t>
+      </w:r>
+      <w:r>
+        <w:rPr>
+          <w:rFonts w:ascii="맑은 고딕" w:hAnsi="맑은 고딕" w:eastAsia="맑은 고딕"/>
+          <w:b w:val="0"/>
+          <w:sz w:val="20"/>
+        </w:rPr>
+        <w:t xml:space="preserve">을 지목하고 그 이유를 밝힐 것</w:t>
       </w:r>
     </w:p>
     <w:p>
@@ -1693,7 +2405,23 @@
           <w:b w:val="0"/>
           <w:sz w:val="20"/>
         </w:rPr>
-        <w:t>- `RMAN-05538` 경고가 뜻하는 바를 서술하고, 그 경고가 왜 곧바로 실패로 이어졌는지 설명할 것</w:t>
+        <w:t xml:space="preserve">- </w:t>
+      </w:r>
+      <w:r>
+        <w:rPr>
+          <w:rFonts w:ascii="Consolas" w:hAnsi="Consolas" w:eastAsia="맑은 고딕"/>
+          <w:b w:val="0"/>
+          <w:sz w:val="20"/>
+        </w:rPr>
+        <w:t xml:space="preserve">RMAN-05538</w:t>
+      </w:r>
+      <w:r>
+        <w:rPr>
+          <w:rFonts w:ascii="맑은 고딕" w:hAnsi="맑은 고딕" w:eastAsia="맑은 고딕"/>
+          <w:b w:val="0"/>
+          <w:sz w:val="20"/>
+        </w:rPr>
+        <w:t xml:space="preserve"> 경고가 뜻하는 바를 서술하고, 그 경고가 왜 곧바로 실패로 이어졌는지 설명할 것</w:t>
       </w:r>
     </w:p>
     <w:p>
@@ -1707,7 +2435,23 @@
           <w:b w:val="0"/>
           <w:sz w:val="20"/>
         </w:rPr>
-        <w:t>- `RMAN-05001` 이 열한 줄 나온 이유를 파일 경로와 연결해 설명할 것. 경로가 누구의 것인지 밝힐 것</w:t>
+        <w:t xml:space="preserve">- </w:t>
+      </w:r>
+      <w:r>
+        <w:rPr>
+          <w:rFonts w:ascii="Consolas" w:hAnsi="Consolas" w:eastAsia="맑은 고딕"/>
+          <w:b w:val="0"/>
+          <w:sz w:val="20"/>
+        </w:rPr>
+        <w:t xml:space="preserve">RMAN-05001</w:t>
+      </w:r>
+      <w:r>
+        <w:rPr>
+          <w:rFonts w:ascii="맑은 고딕" w:hAnsi="맑은 고딕" w:eastAsia="맑은 고딕"/>
+          <w:b w:val="0"/>
+          <w:sz w:val="20"/>
+        </w:rPr>
+        <w:t xml:space="preserve"> 이 열한 줄 나온 이유를 파일 경로와 연결해 설명할 것. 경로가 누구의 것인지 밝힐 것</w:t>
       </w:r>
     </w:p>
     <w:p>
@@ -1735,7 +2479,23 @@
           <w:b w:val="0"/>
           <w:sz w:val="20"/>
         </w:rPr>
-        <w:t>- `NOFILENAMECHECK` 를 붙이면 이 오류가 사라지는데, 그럼에도 그것이 해결책이 아닌 이유를 서술할 것</w:t>
+        <w:t xml:space="preserve">- </w:t>
+      </w:r>
+      <w:r>
+        <w:rPr>
+          <w:rFonts w:ascii="Consolas" w:hAnsi="Consolas" w:eastAsia="맑은 고딕"/>
+          <w:b w:val="0"/>
+          <w:sz w:val="20"/>
+        </w:rPr>
+        <w:t xml:space="preserve">NOFILENAMECHECK</w:t>
+      </w:r>
+      <w:r>
+        <w:rPr>
+          <w:rFonts w:ascii="맑은 고딕" w:hAnsi="맑은 고딕" w:eastAsia="맑은 고딕"/>
+          <w:b w:val="0"/>
+          <w:sz w:val="20"/>
+        </w:rPr>
+        <w:t xml:space="preserve"> 를 붙이면 이 오류가 사라지는데, 그럼에도 그것이 해결책이 아닌 이유를 서술할 것</w:t>
       </w:r>
     </w:p>
     <w:p>
@@ -1946,7 +2706,23 @@
           <w:b w:val="0"/>
           <w:sz w:val="20"/>
         </w:rPr>
-        <w:t>- 출력 ①에서 오류 번호를 모두 나열하고 **어느 것이 진짜 원인인지** 지목할 것. Linux 오류 번호가 뜻하는 바도 밝힐 것</w:t>
+        <w:t xml:space="preserve">- 출력 ①에서 오류 번호를 모두 나열하고 </w:t>
+      </w:r>
+      <w:r>
+        <w:rPr>
+          <w:rFonts w:ascii="맑은 고딕" w:hAnsi="맑은 고딕" w:eastAsia="맑은 고딕"/>
+          <w:b w:val="0"/>
+          <w:sz w:val="20"/>
+        </w:rPr>
+        <w:t xml:space="preserve">어느 것이 진짜 원인인지</w:t>
+      </w:r>
+      <w:r>
+        <w:rPr>
+          <w:rFonts w:ascii="맑은 고딕" w:hAnsi="맑은 고딕" w:eastAsia="맑은 고딕"/>
+          <w:b w:val="0"/>
+          <w:sz w:val="20"/>
+        </w:rPr>
+        <w:t xml:space="preserve"> 지목할 것. Linux 오류 번호가 뜻하는 바도 밝힐 것</w:t>
       </w:r>
     </w:p>
     <w:p>
@@ -1960,7 +2736,23 @@
           <w:b w:val="0"/>
           <w:sz w:val="20"/>
         </w:rPr>
-        <w:t>- 출력 ①에서 인스턴스가 어떤 상태가 되었는지 판정하고, 그 결과 RMAN 이 왜 `failure of allocate command` 로 끝났는지 설명할 것</w:t>
+        <w:t xml:space="preserve">- 출력 ①에서 인스턴스가 어떤 상태가 되었는지 판정하고, 그 결과 RMAN 이 왜 </w:t>
+      </w:r>
+      <w:r>
+        <w:rPr>
+          <w:rFonts w:ascii="Consolas" w:hAnsi="Consolas" w:eastAsia="맑은 고딕"/>
+          <w:b w:val="0"/>
+          <w:sz w:val="20"/>
+        </w:rPr>
+        <w:t xml:space="preserve">failure of allocate command</w:t>
+      </w:r>
+      <w:r>
+        <w:rPr>
+          <w:rFonts w:ascii="맑은 고딕" w:hAnsi="맑은 고딕" w:eastAsia="맑은 고딕"/>
+          <w:b w:val="0"/>
+          <w:sz w:val="20"/>
+        </w:rPr>
+        <w:t xml:space="preserve"> 로 끝났는지 설명할 것</w:t>
       </w:r>
     </w:p>
     <w:p>
@@ -1974,7 +2766,23 @@
           <w:b w:val="0"/>
           <w:sz w:val="20"/>
         </w:rPr>
-        <w:t>- 출력 ②의 `ORA-17628` 이 알려 주는 것을 서술할 것. 이 번호가 왜 중요한지 밝힐 것</w:t>
+        <w:t xml:space="preserve">- 출력 ②의 </w:t>
+      </w:r>
+      <w:r>
+        <w:rPr>
+          <w:rFonts w:ascii="Consolas" w:hAnsi="Consolas" w:eastAsia="맑은 고딕"/>
+          <w:b w:val="0"/>
+          <w:sz w:val="20"/>
+        </w:rPr>
+        <w:t xml:space="preserve">ORA-17628</w:t>
+      </w:r>
+      <w:r>
+        <w:rPr>
+          <w:rFonts w:ascii="맑은 고딕" w:hAnsi="맑은 고딕" w:eastAsia="맑은 고딕"/>
+          <w:b w:val="0"/>
+          <w:sz w:val="20"/>
+        </w:rPr>
+        <w:t xml:space="preserve"> 이 알려 주는 것을 서술할 것. 이 번호가 왜 중요한지 밝힐 것</w:t>
       </w:r>
     </w:p>
     <w:p>
@@ -1988,7 +2796,23 @@
           <w:b w:val="0"/>
           <w:sz w:val="20"/>
         </w:rPr>
-        <w:t>- 출력 ②의 `ORA-19505` 는 파일 이름을 알려 주지 않는다. 어느 줄에서 그 정보를 얻는지 밝힐 것</w:t>
+        <w:t xml:space="preserve">- 출력 ②의 </w:t>
+      </w:r>
+      <w:r>
+        <w:rPr>
+          <w:rFonts w:ascii="Consolas" w:hAnsi="Consolas" w:eastAsia="맑은 고딕"/>
+          <w:b w:val="0"/>
+          <w:sz w:val="20"/>
+        </w:rPr>
+        <w:t xml:space="preserve">ORA-19505</w:t>
+      </w:r>
+      <w:r>
+        <w:rPr>
+          <w:rFonts w:ascii="맑은 고딕" w:hAnsi="맑은 고딕" w:eastAsia="맑은 고딕"/>
+          <w:b w:val="0"/>
+          <w:sz w:val="20"/>
+        </w:rPr>
+        <w:t xml:space="preserve"> 는 파일 이름을 알려 주지 않는다. 어느 줄에서 그 정보를 얻는지 밝힐 것</w:t>
       </w:r>
     </w:p>
     <w:p>
@@ -2002,7 +2826,23 @@
           <w:b w:val="0"/>
           <w:sz w:val="20"/>
         </w:rPr>
-        <w:t>- 두 실패의 결정적 차이를 **잔재의 유무**로 구분하고, 각각 다음에 무엇을 해야 하는지 제시할 것</w:t>
+        <w:t xml:space="preserve">- 두 실패의 결정적 차이를 </w:t>
+      </w:r>
+      <w:r>
+        <w:rPr>
+          <w:rFonts w:ascii="맑은 고딕" w:hAnsi="맑은 고딕" w:eastAsia="맑은 고딕"/>
+          <w:b w:val="0"/>
+          <w:sz w:val="20"/>
+        </w:rPr>
+        <w:t xml:space="preserve">잔재의 유무</w:t>
+      </w:r>
+      <w:r>
+        <w:rPr>
+          <w:rFonts w:ascii="맑은 고딕" w:hAnsi="맑은 고딕" w:eastAsia="맑은 고딕"/>
+          <w:b w:val="0"/>
+          <w:sz w:val="20"/>
+        </w:rPr>
+        <w:t xml:space="preserve">로 구분하고, 각각 다음에 무엇을 해야 하는지 제시할 것</w:t>
       </w:r>
     </w:p>
     <w:p>
@@ -2183,7 +3023,39 @@
           <w:b w:val="0"/>
           <w:sz w:val="20"/>
         </w:rPr>
-        <w:t>- 실패 지점에 따라 정리해야 할 대상이 다르다. **파일 전송 전 실패**와 **전송 중 실패**로 나누어 각각 무엇을 정리할지 제시할 것</w:t>
+        <w:t xml:space="preserve">- 실패 지점에 따라 정리해야 할 대상이 다르다. </w:t>
+      </w:r>
+      <w:r>
+        <w:rPr>
+          <w:rFonts w:ascii="맑은 고딕" w:hAnsi="맑은 고딕" w:eastAsia="맑은 고딕"/>
+          <w:b w:val="0"/>
+          <w:sz w:val="20"/>
+        </w:rPr>
+        <w:t xml:space="preserve">파일 전송 전 실패</w:t>
+      </w:r>
+      <w:r>
+        <w:rPr>
+          <w:rFonts w:ascii="맑은 고딕" w:hAnsi="맑은 고딕" w:eastAsia="맑은 고딕"/>
+          <w:b w:val="0"/>
+          <w:sz w:val="20"/>
+        </w:rPr>
+        <w:t xml:space="preserve">와 </w:t>
+      </w:r>
+      <w:r>
+        <w:rPr>
+          <w:rFonts w:ascii="맑은 고딕" w:hAnsi="맑은 고딕" w:eastAsia="맑은 고딕"/>
+          <w:b w:val="0"/>
+          <w:sz w:val="20"/>
+        </w:rPr>
+        <w:t xml:space="preserve">전송 중 실패</w:t>
+      </w:r>
+      <w:r>
+        <w:rPr>
+          <w:rFonts w:ascii="맑은 고딕" w:hAnsi="맑은 고딕" w:eastAsia="맑은 고딕"/>
+          <w:b w:val="0"/>
+          <w:sz w:val="20"/>
+        </w:rPr>
+        <w:t xml:space="preserve">로 나누어 각각 무엇을 정리할지 제시할 것</w:t>
       </w:r>
     </w:p>
     <w:p>
@@ -2239,7 +3111,23 @@
           <w:b w:val="0"/>
           <w:sz w:val="20"/>
         </w:rPr>
-        <w:t>- 이 정리 절차에서 **절대 하지 말아야 할 것** 한 가지를 들고 이유를 서술할 것</w:t>
+        <w:t xml:space="preserve">- 이 정리 절차에서 </w:t>
+      </w:r>
+      <w:r>
+        <w:rPr>
+          <w:rFonts w:ascii="맑은 고딕" w:hAnsi="맑은 고딕" w:eastAsia="맑은 고딕"/>
+          <w:b w:val="0"/>
+          <w:sz w:val="20"/>
+        </w:rPr>
+        <w:t xml:space="preserve">절대 하지 말아야 할 것</w:t>
+      </w:r>
+      <w:r>
+        <w:rPr>
+          <w:rFonts w:ascii="맑은 고딕" w:hAnsi="맑은 고딕" w:eastAsia="맑은 고딕"/>
+          <w:b w:val="0"/>
+          <w:sz w:val="20"/>
+        </w:rPr>
+        <w:t xml:space="preserve"> 한 가지를 들고 이유를 서술할 것</w:t>
       </w:r>
     </w:p>
     <w:tbl>
@@ -2298,11 +3186,35 @@
       </w:pPr>
       <w:r>
         <w:rPr>
+          <w:rFonts w:ascii="Consolas" w:hAnsi="Consolas" w:eastAsia="맑은 고딕"/>
+          <w:b w:val="0"/>
+          <w:sz w:val="20"/>
+        </w:rPr>
+        <w:t xml:space="preserve">DUPLICATE</w:t>
+      </w:r>
+      <w:r>
+        <w:rPr>
           <w:rFonts w:ascii="맑은 고딕" w:hAnsi="맑은 고딕" w:eastAsia="맑은 고딕"/>
           <w:b w:val="0"/>
           <w:sz w:val="20"/>
         </w:rPr>
-        <w:t>`DUPLICATE` 가 성공했다고 해서 구성이 완전한 것은 아니다. 이 절은 만들어진 Standby 가 제대로 만들어졌는지 검증하고, **스크립트가 지정하지 않아 조용히 상속된 파라미터**를 찾아내는 단계다.</w:t>
+        <w:t xml:space="preserve"> 가 성공했다고 해서 구성이 완전한 것은 아니다. 이 절은 만들어진 Standby 가 제대로 만들어졌는지 검증하고, </w:t>
+      </w:r>
+      <w:r>
+        <w:rPr>
+          <w:rFonts w:ascii="맑은 고딕" w:hAnsi="맑은 고딕" w:eastAsia="맑은 고딕"/>
+          <w:b w:val="0"/>
+          <w:sz w:val="20"/>
+        </w:rPr>
+        <w:t xml:space="preserve">스크립트가 지정하지 않아 조용히 상속된 파라미터</w:t>
+      </w:r>
+      <w:r>
+        <w:rPr>
+          <w:rFonts w:ascii="맑은 고딕" w:hAnsi="맑은 고딕" w:eastAsia="맑은 고딕"/>
+          <w:b w:val="0"/>
+          <w:sz w:val="20"/>
+        </w:rPr>
+        <w:t xml:space="preserve">를 찾아내는 단계다.</w:t>
       </w:r>
     </w:p>
     <w:p>
@@ -2329,7 +3241,23 @@
           <w:b w:val="0"/>
           <w:sz w:val="20"/>
         </w:rPr>
-        <w:t>- 데이터 파일 목록을 양쪽에서 조회해 **파일 번호와 크기로** 대조할 것. 개수와 총 크기를 함께 제시할 것</w:t>
+        <w:t xml:space="preserve">- 데이터 파일 목록을 양쪽에서 조회해 </w:t>
+      </w:r>
+      <w:r>
+        <w:rPr>
+          <w:rFonts w:ascii="맑은 고딕" w:hAnsi="맑은 고딕" w:eastAsia="맑은 고딕"/>
+          <w:b w:val="0"/>
+          <w:sz w:val="20"/>
+        </w:rPr>
+        <w:t xml:space="preserve">파일 번호와 크기로</w:t>
+      </w:r>
+      <w:r>
+        <w:rPr>
+          <w:rFonts w:ascii="맑은 고딕" w:hAnsi="맑은 고딕" w:eastAsia="맑은 고딕"/>
+          <w:b w:val="0"/>
+          <w:sz w:val="20"/>
+        </w:rPr>
+        <w:t xml:space="preserve"> 대조할 것. 개수와 총 크기를 함께 제시할 것</w:t>
       </w:r>
     </w:p>
     <w:p>
@@ -2357,7 +3285,23 @@
           <w:b w:val="0"/>
           <w:sz w:val="20"/>
         </w:rPr>
-        <w:t>- `CONTROLFILE_TYPE` 을 확인하고 그 값이 무엇을 보장하는지 밝힐 것</w:t>
+        <w:t xml:space="preserve">- </w:t>
+      </w:r>
+      <w:r>
+        <w:rPr>
+          <w:rFonts w:ascii="Consolas" w:hAnsi="Consolas" w:eastAsia="맑은 고딕"/>
+          <w:b w:val="0"/>
+          <w:sz w:val="20"/>
+        </w:rPr>
+        <w:t xml:space="preserve">CONTROLFILE_TYPE</w:t>
+      </w:r>
+      <w:r>
+        <w:rPr>
+          <w:rFonts w:ascii="맑은 고딕" w:hAnsi="맑은 고딕" w:eastAsia="맑은 고딕"/>
+          <w:b w:val="0"/>
+          <w:sz w:val="20"/>
+        </w:rPr>
+        <w:t xml:space="preserve"> 을 확인하고 그 값이 무엇을 보장하는지 밝힐 것</w:t>
       </w:r>
     </w:p>
     <w:p>
@@ -2371,7 +3315,23 @@
           <w:b w:val="0"/>
           <w:sz w:val="20"/>
         </w:rPr>
-        <w:t>- `DBID` 를 양쪽에서 대조할 것</w:t>
+        <w:t xml:space="preserve">- </w:t>
+      </w:r>
+      <w:r>
+        <w:rPr>
+          <w:rFonts w:ascii="Consolas" w:hAnsi="Consolas" w:eastAsia="맑은 고딕"/>
+          <w:b w:val="0"/>
+          <w:sz w:val="20"/>
+        </w:rPr>
+        <w:t xml:space="preserve">DBID</w:t>
+      </w:r>
+      <w:r>
+        <w:rPr>
+          <w:rFonts w:ascii="맑은 고딕" w:hAnsi="맑은 고딕" w:eastAsia="맑은 고딕"/>
+          <w:b w:val="0"/>
+          <w:sz w:val="20"/>
+        </w:rPr>
+        <w:t xml:space="preserve"> 를 양쪽에서 대조할 것</w:t>
       </w:r>
     </w:p>
     <w:p>
@@ -2426,7 +3386,63 @@
           <w:b w:val="0"/>
           <w:sz w:val="20"/>
         </w:rPr>
-        <w:t>- Standby 의 `LOG_ARCHIVE_DEST_1` 값을 확인하고 그 상태를 `V$ARCHIVE_DEST_STATUS` 에서 조회할 것. **`STATUS` 열에 무엇이 나오는지 기록**할 것</w:t>
+        <w:t xml:space="preserve">- Standby 의 </w:t>
+      </w:r>
+      <w:r>
+        <w:rPr>
+          <w:rFonts w:ascii="Consolas" w:hAnsi="Consolas" w:eastAsia="맑은 고딕"/>
+          <w:b w:val="0"/>
+          <w:sz w:val="20"/>
+        </w:rPr>
+        <w:t xml:space="preserve">LOG_ARCHIVE_DEST_1</w:t>
+      </w:r>
+      <w:r>
+        <w:rPr>
+          <w:rFonts w:ascii="맑은 고딕" w:hAnsi="맑은 고딕" w:eastAsia="맑은 고딕"/>
+          <w:b w:val="0"/>
+          <w:sz w:val="20"/>
+        </w:rPr>
+        <w:t xml:space="preserve"> 값을 확인하고 그 상태를 </w:t>
+      </w:r>
+      <w:r>
+        <w:rPr>
+          <w:rFonts w:ascii="Consolas" w:hAnsi="Consolas" w:eastAsia="맑은 고딕"/>
+          <w:b w:val="0"/>
+          <w:sz w:val="20"/>
+        </w:rPr>
+        <w:t xml:space="preserve">V$ARCHIVE_DEST_STATUS</w:t>
+      </w:r>
+      <w:r>
+        <w:rPr>
+          <w:rFonts w:ascii="맑은 고딕" w:hAnsi="맑은 고딕" w:eastAsia="맑은 고딕"/>
+          <w:b w:val="0"/>
+          <w:sz w:val="20"/>
+        </w:rPr>
+        <w:t xml:space="preserve"> 에서 조회할 것. </w:t>
+      </w:r>
+      <w:r>
+        <w:rPr>
+          <w:rFonts w:ascii="Consolas" w:hAnsi="Consolas" w:eastAsia="맑은 고딕"/>
+          <w:b w:val="0"/>
+          <w:sz w:val="20"/>
+        </w:rPr>
+        <w:t xml:space="preserve">STATUS</w:t>
+      </w:r>
+      <w:r>
+        <w:rPr>
+          <w:rFonts w:ascii="맑은 고딕" w:hAnsi="맑은 고딕" w:eastAsia="맑은 고딕"/>
+          <w:b w:val="0"/>
+          <w:sz w:val="20"/>
+        </w:rPr>
+        <w:t xml:space="preserve"> 열에 무엇이 나오는지 기록</w:t>
+      </w:r>
+      <w:r>
+        <w:rPr>
+          <w:rFonts w:ascii="맑은 고딕" w:hAnsi="맑은 고딕" w:eastAsia="맑은 고딕"/>
+          <w:b w:val="0"/>
+          <w:sz w:val="20"/>
+        </w:rPr>
+        <w:t xml:space="preserve">할 것</w:t>
       </w:r>
     </w:p>
     <w:p>
@@ -2454,7 +3470,39 @@
           <w:b w:val="0"/>
           <w:sz w:val="20"/>
         </w:rPr>
-        <w:t>- `FAL_CLIENT` 값을 확인할 것. 이 파라미터의 상속은 오류를 내지 않는다. **오류를 내지 않는 결함이 왜 더 위험한지** 서술할 것</w:t>
+        <w:t xml:space="preserve">- </w:t>
+      </w:r>
+      <w:r>
+        <w:rPr>
+          <w:rFonts w:ascii="Consolas" w:hAnsi="Consolas" w:eastAsia="맑은 고딕"/>
+          <w:b w:val="0"/>
+          <w:sz w:val="20"/>
+        </w:rPr>
+        <w:t xml:space="preserve">FAL_CLIENT</w:t>
+      </w:r>
+      <w:r>
+        <w:rPr>
+          <w:rFonts w:ascii="맑은 고딕" w:hAnsi="맑은 고딕" w:eastAsia="맑은 고딕"/>
+          <w:b w:val="0"/>
+          <w:sz w:val="20"/>
+        </w:rPr>
+        <w:t xml:space="preserve"> 값을 확인할 것. 이 파라미터의 상속은 오류를 내지 않는다. </w:t>
+      </w:r>
+      <w:r>
+        <w:rPr>
+          <w:rFonts w:ascii="맑은 고딕" w:hAnsi="맑은 고딕" w:eastAsia="맑은 고딕"/>
+          <w:b w:val="0"/>
+          <w:sz w:val="20"/>
+        </w:rPr>
+        <w:t xml:space="preserve">오류를 내지 않는 결함이 왜 더 위험한지</w:t>
+      </w:r>
+      <w:r>
+        <w:rPr>
+          <w:rFonts w:ascii="맑은 고딕" w:hAnsi="맑은 고딕" w:eastAsia="맑은 고딕"/>
+          <w:b w:val="0"/>
+          <w:sz w:val="20"/>
+        </w:rPr>
+        <w:t xml:space="preserve"> 서술할 것</w:t>
       </w:r>
     </w:p>
     <w:p>
@@ -2468,7 +3516,23 @@
           <w:b w:val="0"/>
           <w:sz w:val="20"/>
         </w:rPr>
-        <w:t>- `DB_NAME` 은 상속되지 않았다. 무엇이 그것을 막았는지 밝힐 것</w:t>
+        <w:t xml:space="preserve">- </w:t>
+      </w:r>
+      <w:r>
+        <w:rPr>
+          <w:rFonts w:ascii="Consolas" w:hAnsi="Consolas" w:eastAsia="맑은 고딕"/>
+          <w:b w:val="0"/>
+          <w:sz w:val="20"/>
+        </w:rPr>
+        <w:t xml:space="preserve">DB_NAME</w:t>
+      </w:r>
+      <w:r>
+        <w:rPr>
+          <w:rFonts w:ascii="맑은 고딕" w:hAnsi="맑은 고딕" w:eastAsia="맑은 고딕"/>
+          <w:b w:val="0"/>
+          <w:sz w:val="20"/>
+        </w:rPr>
+        <w:t xml:space="preserve"> 은 상속되지 않았다. 무엇이 그것을 막았는지 밝힐 것</w:t>
       </w:r>
     </w:p>
     <w:p>
@@ -2509,7 +3573,23 @@
           <w:b/>
           <w:sz w:val="21"/>
         </w:rPr>
-        <w:t>9. `CONTROL_FILES` 상속이 만든 결과를 확인하고 교정 절차를 설계하시오.  [7점]</w:t>
+        <w:t xml:space="preserve">9. </w:t>
+      </w:r>
+      <w:r>
+        <w:rPr>
+          <w:rFonts w:ascii="Consolas" w:hAnsi="Consolas" w:eastAsia="맑은 고딕"/>
+          <w:b/>
+          <w:sz w:val="21"/>
+        </w:rPr>
+        <w:t xml:space="preserve">CONTROL_FILES</w:t>
+      </w:r>
+      <w:r>
+        <w:rPr>
+          <w:rFonts w:ascii="맑은 고딕" w:hAnsi="맑은 고딕" w:eastAsia="맑은 고딕"/>
+          <w:b/>
+          <w:sz w:val="21"/>
+        </w:rPr>
+        <w:t xml:space="preserve"> 상속이 만든 결과를 확인하고 교정 절차를 설계하시오.  [7점]</w:t>
       </w:r>
     </w:p>
     <w:p>
@@ -2523,7 +3603,23 @@
           <w:b w:val="0"/>
           <w:sz w:val="20"/>
         </w:rPr>
-        <w:t>- Standby 의 `CONTROL_FILES` 값과 실제 파일 경로를 확인할 것. 경로에 어떤 디렉터리 이름이 들어 있는지 밝힐 것</w:t>
+        <w:t xml:space="preserve">- Standby 의 </w:t>
+      </w:r>
+      <w:r>
+        <w:rPr>
+          <w:rFonts w:ascii="Consolas" w:hAnsi="Consolas" w:eastAsia="맑은 고딕"/>
+          <w:b w:val="0"/>
+          <w:sz w:val="20"/>
+        </w:rPr>
+        <w:t xml:space="preserve">CONTROL_FILES</w:t>
+      </w:r>
+      <w:r>
+        <w:rPr>
+          <w:rFonts w:ascii="맑은 고딕" w:hAnsi="맑은 고딕" w:eastAsia="맑은 고딕"/>
+          <w:b w:val="0"/>
+          <w:sz w:val="20"/>
+        </w:rPr>
+        <w:t xml:space="preserve"> 값과 실제 파일 경로를 확인할 것. 경로에 어떤 디렉터리 이름이 들어 있는지 밝힐 것</w:t>
       </w:r>
     </w:p>
     <w:p>
@@ -2537,7 +3633,23 @@
           <w:b w:val="0"/>
           <w:sz w:val="20"/>
         </w:rPr>
-        <w:t>- OMF 가 지정되어 있는데도 왜 그 경로가 쓰였는지 설명할 것. **OMF 가 개입하는 조건**을 밝힐 것</w:t>
+        <w:t xml:space="preserve">- OMF 가 지정되어 있는데도 왜 그 경로가 쓰였는지 설명할 것. </w:t>
+      </w:r>
+      <w:r>
+        <w:rPr>
+          <w:rFonts w:ascii="맑은 고딕" w:hAnsi="맑은 고딕" w:eastAsia="맑은 고딕"/>
+          <w:b w:val="0"/>
+          <w:sz w:val="20"/>
+        </w:rPr>
+        <w:t xml:space="preserve">OMF 가 개입하는 조건</w:t>
+      </w:r>
+      <w:r>
+        <w:rPr>
+          <w:rFonts w:ascii="맑은 고딕" w:hAnsi="맑은 고딕" w:eastAsia="맑은 고딕"/>
+          <w:b w:val="0"/>
+          <w:sz w:val="20"/>
+        </w:rPr>
+        <w:t xml:space="preserve">을 밝힐 것</w:t>
       </w:r>
     </w:p>
     <w:p>
@@ -2656,7 +3768,23 @@
           <w:b w:val="0"/>
           <w:sz w:val="20"/>
         </w:rPr>
-        <w:t>이 절은 실제로 적용을 멈추고 갭을 만든다. 모두 되돌릴 수 있는 범위이며, 각 과제의 마지막에 원복을 확인한다. 이 절의 주제는 **지연 값을 믿지 않는 법**이다.</w:t>
+        <w:t xml:space="preserve">이 절은 실제로 적용을 멈추고 갭을 만든다. 모두 되돌릴 수 있는 범위이며, 각 과제의 마지막에 원복을 확인한다. 이 절의 주제는 </w:t>
+      </w:r>
+      <w:r>
+        <w:rPr>
+          <w:rFonts w:ascii="맑은 고딕" w:hAnsi="맑은 고딕" w:eastAsia="맑은 고딕"/>
+          <w:b w:val="0"/>
+          <w:sz w:val="20"/>
+        </w:rPr>
+        <w:t xml:space="preserve">지연 값을 믿지 않는 법</w:t>
+      </w:r>
+      <w:r>
+        <w:rPr>
+          <w:rFonts w:ascii="맑은 고딕" w:hAnsi="맑은 고딕" w:eastAsia="맑은 고딕"/>
+          <w:b w:val="0"/>
+          <w:sz w:val="20"/>
+        </w:rPr>
+        <w:t xml:space="preserve">이다.</w:t>
       </w:r>
     </w:p>
     <w:p>
@@ -2683,7 +3811,39 @@
           <w:b w:val="0"/>
           <w:sz w:val="20"/>
         </w:rPr>
-        <w:t>- 적용 중지 / 일반 기동 / 실시간 적용 기동 세 명령을 각각 수행하고, 수행 후 `V$MANAGED_STANDBY` 와 `V$DATABASE.OPEN_MODE` 의 변화를 기록할 것</w:t>
+        <w:t xml:space="preserve">- 적용 중지 / 일반 기동 / 실시간 적용 기동 세 명령을 각각 수행하고, 수행 후 </w:t>
+      </w:r>
+      <w:r>
+        <w:rPr>
+          <w:rFonts w:ascii="Consolas" w:hAnsi="Consolas" w:eastAsia="맑은 고딕"/>
+          <w:b w:val="0"/>
+          <w:sz w:val="20"/>
+        </w:rPr>
+        <w:t xml:space="preserve">V$MANAGED_STANDBY</w:t>
+      </w:r>
+      <w:r>
+        <w:rPr>
+          <w:rFonts w:ascii="맑은 고딕" w:hAnsi="맑은 고딕" w:eastAsia="맑은 고딕"/>
+          <w:b w:val="0"/>
+          <w:sz w:val="20"/>
+        </w:rPr>
+        <w:t xml:space="preserve"> 와 </w:t>
+      </w:r>
+      <w:r>
+        <w:rPr>
+          <w:rFonts w:ascii="Consolas" w:hAnsi="Consolas" w:eastAsia="맑은 고딕"/>
+          <w:b w:val="0"/>
+          <w:sz w:val="20"/>
+        </w:rPr>
+        <w:t xml:space="preserve">V$DATABASE.OPEN_MODE</w:t>
+      </w:r>
+      <w:r>
+        <w:rPr>
+          <w:rFonts w:ascii="맑은 고딕" w:hAnsi="맑은 고딕" w:eastAsia="맑은 고딕"/>
+          <w:b w:val="0"/>
+          <w:sz w:val="20"/>
+        </w:rPr>
+        <w:t xml:space="preserve"> 의 변화를 기록할 것</w:t>
       </w:r>
     </w:p>
     <w:p>
@@ -2697,7 +3857,23 @@
           <w:b w:val="0"/>
           <w:sz w:val="20"/>
         </w:rPr>
-        <w:t>- `DISCONNECT FROM SESSION` 을 붙이지 않으면 어떻게 되는지 확인하고, 이 절이 사실상 필수인 이유를 밝힐 것</w:t>
+        <w:t xml:space="preserve">- </w:t>
+      </w:r>
+      <w:r>
+        <w:rPr>
+          <w:rFonts w:ascii="Consolas" w:hAnsi="Consolas" w:eastAsia="맑은 고딕"/>
+          <w:b w:val="0"/>
+          <w:sz w:val="20"/>
+        </w:rPr>
+        <w:t xml:space="preserve">DISCONNECT FROM SESSION</w:t>
+      </w:r>
+      <w:r>
+        <w:rPr>
+          <w:rFonts w:ascii="맑은 고딕" w:hAnsi="맑은 고딕" w:eastAsia="맑은 고딕"/>
+          <w:b w:val="0"/>
+          <w:sz w:val="20"/>
+        </w:rPr>
+        <w:t xml:space="preserve"> 을 붙이지 않으면 어떻게 되는지 확인하고, 이 절이 사실상 필수인 이유를 밝힐 것</w:t>
       </w:r>
     </w:p>
     <w:p>
@@ -2711,7 +3887,23 @@
           <w:b w:val="0"/>
           <w:sz w:val="20"/>
         </w:rPr>
-        <w:t>- **이미 적용이 도는 상태에서 다시 기동**을 시도해 오류를 재현할 것. 오류 번호를 기록할 것</w:t>
+        <w:t xml:space="preserve">- </w:t>
+      </w:r>
+      <w:r>
+        <w:rPr>
+          <w:rFonts w:ascii="맑은 고딕" w:hAnsi="맑은 고딕" w:eastAsia="맑은 고딕"/>
+          <w:b w:val="0"/>
+          <w:sz w:val="20"/>
+        </w:rPr>
+        <w:t xml:space="preserve">이미 적용이 도는 상태에서 다시 기동</w:t>
+      </w:r>
+      <w:r>
+        <w:rPr>
+          <w:rFonts w:ascii="맑은 고딕" w:hAnsi="맑은 고딕" w:eastAsia="맑은 고딕"/>
+          <w:b w:val="0"/>
+          <w:sz w:val="20"/>
+        </w:rPr>
+        <w:t xml:space="preserve">을 시도해 오류를 재현할 것. 오류 번호를 기록할 것</w:t>
       </w:r>
     </w:p>
     <w:p>
@@ -2725,7 +3917,23 @@
           <w:b w:val="0"/>
           <w:sz w:val="20"/>
         </w:rPr>
-        <w:t>- **이미 멈춘 상태에서 다시 중지**를 시도해 오류를 재현할 것. 오류 번호를 기록할 것</w:t>
+        <w:t xml:space="preserve">- </w:t>
+      </w:r>
+      <w:r>
+        <w:rPr>
+          <w:rFonts w:ascii="맑은 고딕" w:hAnsi="맑은 고딕" w:eastAsia="맑은 고딕"/>
+          <w:b w:val="0"/>
+          <w:sz w:val="20"/>
+        </w:rPr>
+        <w:t xml:space="preserve">이미 멈춘 상태에서 다시 중지</w:t>
+      </w:r>
+      <w:r>
+        <w:rPr>
+          <w:rFonts w:ascii="맑은 고딕" w:hAnsi="맑은 고딕" w:eastAsia="맑은 고딕"/>
+          <w:b w:val="0"/>
+          <w:sz w:val="20"/>
+        </w:rPr>
+        <w:t xml:space="preserve">를 시도해 오류를 재현할 것. 오류 번호를 기록할 것</w:t>
       </w:r>
     </w:p>
     <w:p>
@@ -2753,7 +3961,23 @@
           <w:b w:val="0"/>
           <w:sz w:val="20"/>
         </w:rPr>
-        <w:t>- 적용을 멈춘 상태에서 두 지연을 조회할 것. **값이 얼마인지 기록**하고 그것이 무엇을 뜻하는지 서술할 것</w:t>
+        <w:t xml:space="preserve">- 적용을 멈춘 상태에서 두 지연을 조회할 것. </w:t>
+      </w:r>
+      <w:r>
+        <w:rPr>
+          <w:rFonts w:ascii="맑은 고딕" w:hAnsi="맑은 고딕" w:eastAsia="맑은 고딕"/>
+          <w:b w:val="0"/>
+          <w:sz w:val="20"/>
+        </w:rPr>
+        <w:t xml:space="preserve">값이 얼마인지 기록</w:t>
+      </w:r>
+      <w:r>
+        <w:rPr>
+          <w:rFonts w:ascii="맑은 고딕" w:hAnsi="맑은 고딕" w:eastAsia="맑은 고딕"/>
+          <w:b w:val="0"/>
+          <w:sz w:val="20"/>
+        </w:rPr>
+        <w:t xml:space="preserve">하고 그것이 무엇을 뜻하는지 서술할 것</w:t>
       </w:r>
     </w:p>
     <w:p>
@@ -2767,7 +3991,23 @@
           <w:b w:val="0"/>
           <w:sz w:val="20"/>
         </w:rPr>
-        <w:t>- 원복 — 실시간 적용으로 복귀하고 `OPEN_MODE` 가 원래 값으로 돌아온 것을 확인할 것</w:t>
+        <w:t xml:space="preserve">- 원복 — 실시간 적용으로 복귀하고 </w:t>
+      </w:r>
+      <w:r>
+        <w:rPr>
+          <w:rFonts w:ascii="Consolas" w:hAnsi="Consolas" w:eastAsia="맑은 고딕"/>
+          <w:b w:val="0"/>
+          <w:sz w:val="20"/>
+        </w:rPr>
+        <w:t xml:space="preserve">OPEN_MODE</w:t>
+      </w:r>
+      <w:r>
+        <w:rPr>
+          <w:rFonts w:ascii="맑은 고딕" w:hAnsi="맑은 고딕" w:eastAsia="맑은 고딕"/>
+          <w:b w:val="0"/>
+          <w:sz w:val="20"/>
+        </w:rPr>
+        <w:t xml:space="preserve"> 가 원래 값으로 돌아온 것을 확인할 것</w:t>
       </w:r>
     </w:p>
     <w:p>
@@ -2808,7 +4048,23 @@
           <w:b w:val="0"/>
           <w:sz w:val="20"/>
         </w:rPr>
-        <w:t>- Standby 에서 `V$ARCHIVE_GAP` 을 조회할 것. 결과가 나오는지 확인하고, 이 뷰가 무엇을 보여 주는 뷰인지 정확히 서술할 것</w:t>
+        <w:t xml:space="preserve">- Standby 에서 </w:t>
+      </w:r>
+      <w:r>
+        <w:rPr>
+          <w:rFonts w:ascii="Consolas" w:hAnsi="Consolas" w:eastAsia="맑은 고딕"/>
+          <w:b w:val="0"/>
+          <w:sz w:val="20"/>
+        </w:rPr>
+        <w:t xml:space="preserve">V$ARCHIVE_GAP</w:t>
+      </w:r>
+      <w:r>
+        <w:rPr>
+          <w:rFonts w:ascii="맑은 고딕" w:hAnsi="맑은 고딕" w:eastAsia="맑은 고딕"/>
+          <w:b w:val="0"/>
+          <w:sz w:val="20"/>
+        </w:rPr>
+        <w:t xml:space="preserve"> 을 조회할 것. 결과가 나오는지 확인하고, 이 뷰가 무엇을 보여 주는 뷰인지 정확히 서술할 것</w:t>
       </w:r>
     </w:p>
     <w:p>
@@ -2822,7 +4078,23 @@
           <w:b w:val="0"/>
           <w:sz w:val="20"/>
         </w:rPr>
-        <w:t>- 받은 시퀀스와 적용한 시퀀스를 각각 구해 **몇 개가 밀렸는지** 수치로 제시할 것</w:t>
+        <w:t xml:space="preserve">- 받은 시퀀스와 적용한 시퀀스를 각각 구해 </w:t>
+      </w:r>
+      <w:r>
+        <w:rPr>
+          <w:rFonts w:ascii="맑은 고딕" w:hAnsi="맑은 고딕" w:eastAsia="맑은 고딕"/>
+          <w:b w:val="0"/>
+          <w:sz w:val="20"/>
+        </w:rPr>
+        <w:t xml:space="preserve">몇 개가 밀렸는지</w:t>
+      </w:r>
+      <w:r>
+        <w:rPr>
+          <w:rFonts w:ascii="맑은 고딕" w:hAnsi="맑은 고딕" w:eastAsia="맑은 고딕"/>
+          <w:b w:val="0"/>
+          <w:sz w:val="20"/>
+        </w:rPr>
+        <w:t xml:space="preserve"> 수치로 제시할 것</w:t>
       </w:r>
     </w:p>
     <w:p>
@@ -2836,7 +4108,23 @@
           <w:b w:val="0"/>
           <w:sz w:val="20"/>
         </w:rPr>
-        <w:t>- Primary 쪽 `APPLIED_SEQ#` 와 Standby 쪽 값을 비교하고, 어느 쪽을 판단 근거로 삼을지 정할 것</w:t>
+        <w:t xml:space="preserve">- Primary 쪽 </w:t>
+      </w:r>
+      <w:r>
+        <w:rPr>
+          <w:rFonts w:ascii="Consolas" w:hAnsi="Consolas" w:eastAsia="맑은 고딕"/>
+          <w:b w:val="0"/>
+          <w:sz w:val="20"/>
+        </w:rPr>
+        <w:t xml:space="preserve">APPLIED_SEQ#</w:t>
+      </w:r>
+      <w:r>
+        <w:rPr>
+          <w:rFonts w:ascii="맑은 고딕" w:hAnsi="맑은 고딕" w:eastAsia="맑은 고딕"/>
+          <w:b w:val="0"/>
+          <w:sz w:val="20"/>
+        </w:rPr>
+        <w:t xml:space="preserve"> 와 Standby 쪽 값을 비교하고, 어느 쪽을 판단 근거로 삼을지 정할 것</w:t>
       </w:r>
     </w:p>
     <w:p>
@@ -2850,7 +4138,39 @@
           <w:b w:val="0"/>
           <w:sz w:val="20"/>
         </w:rPr>
-        <w:t>- 적용을 재개하고 갭이 메워지는 과정을 관찰할 것. `MRP0` 의 `BLOCK#` 이 어떻게 변하는지 기록할 것</w:t>
+        <w:t xml:space="preserve">- 적용을 재개하고 갭이 메워지는 과정을 관찰할 것. </w:t>
+      </w:r>
+      <w:r>
+        <w:rPr>
+          <w:rFonts w:ascii="Consolas" w:hAnsi="Consolas" w:eastAsia="맑은 고딕"/>
+          <w:b w:val="0"/>
+          <w:sz w:val="20"/>
+        </w:rPr>
+        <w:t xml:space="preserve">MRP0</w:t>
+      </w:r>
+      <w:r>
+        <w:rPr>
+          <w:rFonts w:ascii="맑은 고딕" w:hAnsi="맑은 고딕" w:eastAsia="맑은 고딕"/>
+          <w:b w:val="0"/>
+          <w:sz w:val="20"/>
+        </w:rPr>
+        <w:t xml:space="preserve"> 의 </w:t>
+      </w:r>
+      <w:r>
+        <w:rPr>
+          <w:rFonts w:ascii="Consolas" w:hAnsi="Consolas" w:eastAsia="맑은 고딕"/>
+          <w:b w:val="0"/>
+          <w:sz w:val="20"/>
+        </w:rPr>
+        <w:t xml:space="preserve">BLOCK#</w:t>
+      </w:r>
+      <w:r>
+        <w:rPr>
+          <w:rFonts w:ascii="맑은 고딕" w:hAnsi="맑은 고딕" w:eastAsia="맑은 고딕"/>
+          <w:b w:val="0"/>
+          <w:sz w:val="20"/>
+        </w:rPr>
+        <w:t xml:space="preserve"> 이 어떻게 변하는지 기록할 것</w:t>
       </w:r>
     </w:p>
     <w:p>
@@ -2905,7 +4225,39 @@
           <w:b w:val="0"/>
           <w:sz w:val="20"/>
         </w:rPr>
-        <w:t>- `V$DATAGUARD_STATS` 전체를 조회할 것. **몇 행인지** 세고 각 행이 과거를 말하는지 미래를 말하는지 분류할 것</w:t>
+        <w:t xml:space="preserve">- </w:t>
+      </w:r>
+      <w:r>
+        <w:rPr>
+          <w:rFonts w:ascii="Consolas" w:hAnsi="Consolas" w:eastAsia="맑은 고딕"/>
+          <w:b w:val="0"/>
+          <w:sz w:val="20"/>
+        </w:rPr>
+        <w:t xml:space="preserve">V$DATAGUARD_STATS</w:t>
+      </w:r>
+      <w:r>
+        <w:rPr>
+          <w:rFonts w:ascii="맑은 고딕" w:hAnsi="맑은 고딕" w:eastAsia="맑은 고딕"/>
+          <w:b w:val="0"/>
+          <w:sz w:val="20"/>
+        </w:rPr>
+        <w:t xml:space="preserve"> 전체를 조회할 것. </w:t>
+      </w:r>
+      <w:r>
+        <w:rPr>
+          <w:rFonts w:ascii="맑은 고딕" w:hAnsi="맑은 고딕" w:eastAsia="맑은 고딕"/>
+          <w:b w:val="0"/>
+          <w:sz w:val="20"/>
+        </w:rPr>
+        <w:t xml:space="preserve">몇 행인지</w:t>
+      </w:r>
+      <w:r>
+        <w:rPr>
+          <w:rFonts w:ascii="맑은 고딕" w:hAnsi="맑은 고딕" w:eastAsia="맑은 고딕"/>
+          <w:b w:val="0"/>
+          <w:sz w:val="20"/>
+        </w:rPr>
+        <w:t xml:space="preserve"> 세고 각 행이 과거를 말하는지 미래를 말하는지 분류할 것</w:t>
       </w:r>
     </w:p>
     <w:p>
@@ -2919,7 +4271,39 @@
           <w:b w:val="0"/>
           <w:sz w:val="20"/>
         </w:rPr>
-        <w:t>- `apply lag` 과 `transport lag` 의 정상 대소 관계를 밝히고 그 이유를 설명할 것</w:t>
+        <w:t xml:space="preserve">- </w:t>
+      </w:r>
+      <w:r>
+        <w:rPr>
+          <w:rFonts w:ascii="Consolas" w:hAnsi="Consolas" w:eastAsia="맑은 고딕"/>
+          <w:b w:val="0"/>
+          <w:sz w:val="20"/>
+        </w:rPr>
+        <w:t xml:space="preserve">apply lag</w:t>
+      </w:r>
+      <w:r>
+        <w:rPr>
+          <w:rFonts w:ascii="맑은 고딕" w:hAnsi="맑은 고딕" w:eastAsia="맑은 고딕"/>
+          <w:b w:val="0"/>
+          <w:sz w:val="20"/>
+        </w:rPr>
+        <w:t xml:space="preserve"> 과 </w:t>
+      </w:r>
+      <w:r>
+        <w:rPr>
+          <w:rFonts w:ascii="Consolas" w:hAnsi="Consolas" w:eastAsia="맑은 고딕"/>
+          <w:b w:val="0"/>
+          <w:sz w:val="20"/>
+        </w:rPr>
+        <w:t xml:space="preserve">transport lag</w:t>
+      </w:r>
+      <w:r>
+        <w:rPr>
+          <w:rFonts w:ascii="맑은 고딕" w:hAnsi="맑은 고딕" w:eastAsia="맑은 고딕"/>
+          <w:b w:val="0"/>
+          <w:sz w:val="20"/>
+        </w:rPr>
+        <w:t xml:space="preserve"> 의 정상 대소 관계를 밝히고 그 이유를 설명할 것</w:t>
       </w:r>
     </w:p>
     <w:p>
@@ -2933,7 +4317,39 @@
           <w:b w:val="0"/>
           <w:sz w:val="20"/>
         </w:rPr>
-        <w:t>- `TIME_COMPUTED` 와 `DATUM_TIME` 을 조회해 두 값의 차이를 구할 것. 그 차이가 뜻하는 바를 서술할 것</w:t>
+        <w:t xml:space="preserve">- </w:t>
+      </w:r>
+      <w:r>
+        <w:rPr>
+          <w:rFonts w:ascii="Consolas" w:hAnsi="Consolas" w:eastAsia="맑은 고딕"/>
+          <w:b w:val="0"/>
+          <w:sz w:val="20"/>
+        </w:rPr>
+        <w:t xml:space="preserve">TIME_COMPUTED</w:t>
+      </w:r>
+      <w:r>
+        <w:rPr>
+          <w:rFonts w:ascii="맑은 고딕" w:hAnsi="맑은 고딕" w:eastAsia="맑은 고딕"/>
+          <w:b w:val="0"/>
+          <w:sz w:val="20"/>
+        </w:rPr>
+        <w:t xml:space="preserve"> 와 </w:t>
+      </w:r>
+      <w:r>
+        <w:rPr>
+          <w:rFonts w:ascii="Consolas" w:hAnsi="Consolas" w:eastAsia="맑은 고딕"/>
+          <w:b w:val="0"/>
+          <w:sz w:val="20"/>
+        </w:rPr>
+        <w:t xml:space="preserve">DATUM_TIME</w:t>
+      </w:r>
+      <w:r>
+        <w:rPr>
+          <w:rFonts w:ascii="맑은 고딕" w:hAnsi="맑은 고딕" w:eastAsia="맑은 고딕"/>
+          <w:b w:val="0"/>
+          <w:sz w:val="20"/>
+        </w:rPr>
+        <w:t xml:space="preserve"> 을 조회해 두 값의 차이를 구할 것. 그 차이가 뜻하는 바를 서술할 것</w:t>
       </w:r>
     </w:p>
     <w:p>
@@ -2961,7 +4377,23 @@
           <w:b w:val="0"/>
           <w:sz w:val="20"/>
         </w:rPr>
-        <w:t>- **적용이 멈춰도 두 지연이 0으로 보이는 함정**을 10번의 결과와 연결해 서술할 것</w:t>
+        <w:t xml:space="preserve">- </w:t>
+      </w:r>
+      <w:r>
+        <w:rPr>
+          <w:rFonts w:ascii="맑은 고딕" w:hAnsi="맑은 고딕" w:eastAsia="맑은 고딕"/>
+          <w:b w:val="0"/>
+          <w:sz w:val="20"/>
+        </w:rPr>
+        <w:t xml:space="preserve">적용이 멈춰도 두 지연이 0으로 보이는 함정</w:t>
+      </w:r>
+      <w:r>
+        <w:rPr>
+          <w:rFonts w:ascii="맑은 고딕" w:hAnsi="맑은 고딕" w:eastAsia="맑은 고딕"/>
+          <w:b w:val="0"/>
+          <w:sz w:val="20"/>
+        </w:rPr>
+        <w:t xml:space="preserve">을 10번의 결과와 연결해 서술할 것</w:t>
       </w:r>
     </w:p>
     <w:p>
@@ -3038,7 +4470,15 @@
           <w:b w:val="0"/>
           <w:sz w:val="20"/>
         </w:rPr>
-        <w:t>이 절은 실제로 테이블스페이스와 PDB 를 만들고 지운다. 14번은 적용을 멈추는 사고를 만들고 15번이 그것을 되살린다. **두 과제는 하나의 작업이므로 반드시 이어서 수행한다.**</w:t>
+        <w:t xml:space="preserve">이 절은 실제로 테이블스페이스와 PDB 를 만들고 지운다. 14번은 적용을 멈추는 사고를 만들고 15번이 그것을 되살린다. </w:t>
+      </w:r>
+      <w:r>
+        <w:rPr>
+          <w:rFonts w:ascii="맑은 고딕" w:hAnsi="맑은 고딕" w:eastAsia="맑은 고딕"/>
+          <w:b w:val="0"/>
+          <w:sz w:val="20"/>
+        </w:rPr>
+        <w:t xml:space="preserve">두 과제는 하나의 작업이므로 반드시 이어서 수행한다.</w:t>
       </w:r>
     </w:p>
     <w:p>
@@ -3065,7 +4505,39 @@
           <w:b w:val="0"/>
           <w:sz w:val="20"/>
         </w:rPr>
-        <w:t>- 양쪽의 `STANDBY_FILE_MANAGEMENT` 값을 확인할 것. **어느 쪽 값이 동작을 정하는지** 밝힐 것</w:t>
+        <w:t xml:space="preserve">- 양쪽의 </w:t>
+      </w:r>
+      <w:r>
+        <w:rPr>
+          <w:rFonts w:ascii="Consolas" w:hAnsi="Consolas" w:eastAsia="맑은 고딕"/>
+          <w:b w:val="0"/>
+          <w:sz w:val="20"/>
+        </w:rPr>
+        <w:t xml:space="preserve">STANDBY_FILE_MANAGEMENT</w:t>
+      </w:r>
+      <w:r>
+        <w:rPr>
+          <w:rFonts w:ascii="맑은 고딕" w:hAnsi="맑은 고딕" w:eastAsia="맑은 고딕"/>
+          <w:b w:val="0"/>
+          <w:sz w:val="20"/>
+        </w:rPr>
+        <w:t xml:space="preserve"> 값을 확인할 것. </w:t>
+      </w:r>
+      <w:r>
+        <w:rPr>
+          <w:rFonts w:ascii="맑은 고딕" w:hAnsi="맑은 고딕" w:eastAsia="맑은 고딕"/>
+          <w:b w:val="0"/>
+          <w:sz w:val="20"/>
+        </w:rPr>
+        <w:t xml:space="preserve">어느 쪽 값이 동작을 정하는지</w:t>
+      </w:r>
+      <w:r>
+        <w:rPr>
+          <w:rFonts w:ascii="맑은 고딕" w:hAnsi="맑은 고딕" w:eastAsia="맑은 고딕"/>
+          <w:b w:val="0"/>
+          <w:sz w:val="20"/>
+        </w:rPr>
+        <w:t xml:space="preserve"> 밝힐 것</w:t>
       </w:r>
     </w:p>
     <w:p>
@@ -3107,7 +4579,23 @@
           <w:b w:val="0"/>
           <w:sz w:val="20"/>
         </w:rPr>
-        <w:t>- 양쪽 파일을 대조할 것. 무엇이 같고 무엇이 다른지 밝히고, **대응 관계를 유지하는 열**을 지목할 것</w:t>
+        <w:t xml:space="preserve">- 양쪽 파일을 대조할 것. 무엇이 같고 무엇이 다른지 밝히고, </w:t>
+      </w:r>
+      <w:r>
+        <w:rPr>
+          <w:rFonts w:ascii="맑은 고딕" w:hAnsi="맑은 고딕" w:eastAsia="맑은 고딕"/>
+          <w:b w:val="0"/>
+          <w:sz w:val="20"/>
+        </w:rPr>
+        <w:t xml:space="preserve">대응 관계를 유지하는 열</w:t>
+      </w:r>
+      <w:r>
+        <w:rPr>
+          <w:rFonts w:ascii="맑은 고딕" w:hAnsi="맑은 고딕" w:eastAsia="맑은 고딕"/>
+          <w:b w:val="0"/>
+          <w:sz w:val="20"/>
+        </w:rPr>
+        <w:t xml:space="preserve">을 지목할 것</w:t>
       </w:r>
     </w:p>
     <w:p>
@@ -3121,7 +4609,23 @@
           <w:b w:val="0"/>
           <w:sz w:val="20"/>
         </w:rPr>
-        <w:t>- 파일 추가와 크기 변경도 반영되는지 각각 확인할 것. `RESIZE` 가 파일 이름을 바꾸는지도 확인할 것</w:t>
+        <w:t xml:space="preserve">- 파일 추가와 크기 변경도 반영되는지 각각 확인할 것. </w:t>
+      </w:r>
+      <w:r>
+        <w:rPr>
+          <w:rFonts w:ascii="Consolas" w:hAnsi="Consolas" w:eastAsia="맑은 고딕"/>
+          <w:b w:val="0"/>
+          <w:sz w:val="20"/>
+        </w:rPr>
+        <w:t xml:space="preserve">RESIZE</w:t>
+      </w:r>
+      <w:r>
+        <w:rPr>
+          <w:rFonts w:ascii="맑은 고딕" w:hAnsi="맑은 고딕" w:eastAsia="맑은 고딕"/>
+          <w:b w:val="0"/>
+          <w:sz w:val="20"/>
+        </w:rPr>
+        <w:t xml:space="preserve"> 가 파일 이름을 바꾸는지도 확인할 것</w:t>
       </w:r>
     </w:p>
     <w:p>
@@ -3134,201 +4638,39 @@
           <w:b/>
           <w:sz w:val="21"/>
         </w:rPr>
-        <w:t>14. `STANDBY_FILE_MANAGEMENT` 를 `MANUAL` 로 두고 사고를 재현하시오.  [6점]</w:t>
-      </w:r>
-    </w:p>
-    <w:p>
-      <w:pPr>
-        <w:spacing w:before="0" w:after="40"/>
-        <w:ind w:left="403"/>
-      </w:pPr>
-      <w:r>
-        <w:rPr>
-          <w:rFonts w:ascii="맑은 고딕" w:hAnsi="맑은 고딕" w:eastAsia="맑은 고딕"/>
-          <w:b w:val="0"/>
-          <w:sz w:val="20"/>
-        </w:rPr>
-        <w:t>- Standby 의 값을 `MANUAL` 로 바꾼 뒤 Primary 에서 테이블스페이스를 하나 더 만들 것</w:t>
-      </w:r>
-    </w:p>
-    <w:p>
-      <w:pPr>
-        <w:spacing w:before="0" w:after="40"/>
-        <w:ind w:left="403"/>
-      </w:pPr>
-      <w:r>
-        <w:rPr>
-          <w:rFonts w:ascii="맑은 고딕" w:hAnsi="맑은 고딕" w:eastAsia="맑은 고딕"/>
-          <w:b w:val="0"/>
-          <w:sz w:val="20"/>
-        </w:rPr>
-        <w:t>- Standby 에 무엇이 만들어지는지 확인할 것. **파일 이름과 크기, 경로**를 모두 기록할 것</w:t>
-      </w:r>
-    </w:p>
-    <w:p>
-      <w:pPr>
-        <w:spacing w:before="0" w:after="40"/>
-        <w:ind w:left="403"/>
-      </w:pPr>
-      <w:r>
-        <w:rPr>
-          <w:rFonts w:ascii="맑은 고딕" w:hAnsi="맑은 고딕" w:eastAsia="맑은 고딕"/>
-          <w:b w:val="0"/>
-          <w:sz w:val="20"/>
-        </w:rPr>
-        <w:t>- 적용이 어떻게 되는지 확인하고 **첫 오류 번호**를 기록할 것</w:t>
-      </w:r>
-    </w:p>
-    <w:p>
-      <w:pPr>
-        <w:spacing w:before="0" w:after="40"/>
-        <w:ind w:left="403"/>
-      </w:pPr>
-      <w:r>
-        <w:rPr>
-          <w:rFonts w:ascii="맑은 고딕" w:hAnsi="맑은 고딕" w:eastAsia="맑은 고딕"/>
-          <w:b w:val="0"/>
-          <w:sz w:val="20"/>
-        </w:rPr>
-        <w:t>- 같은 시점에 Primary 쪽에서 이상이 감지되는지 확인할 것. 목적지 상태가 어떻게 나오는지 기록하고 그 의미를 서술할 것</w:t>
-      </w:r>
-    </w:p>
-    <w:p>
-      <w:pPr>
-        <w:spacing w:before="0" w:after="40"/>
-        <w:ind w:left="403"/>
-      </w:pPr>
-      <w:r>
-        <w:rPr>
-          <w:rFonts w:ascii="맑은 고딕" w:hAnsi="맑은 고딕" w:eastAsia="맑은 고딕"/>
-          <w:b w:val="0"/>
-          <w:sz w:val="20"/>
-        </w:rPr>
-        <w:t>- `AUTO` 로 되돌리면 저절로 고쳐지는지 확인할 것. 오류 번호가 어떻게 바뀌는지 기록할 것</w:t>
-      </w:r>
-    </w:p>
-    <w:p>
-      <w:pPr>
-        <w:spacing w:before="0" w:after="40"/>
-        <w:ind w:left="403"/>
-      </w:pPr>
-      <w:r>
-        <w:rPr>
-          <w:rFonts w:ascii="맑은 고딕" w:hAnsi="맑은 고딕" w:eastAsia="맑은 고딕"/>
-          <w:b w:val="0"/>
-          <w:sz w:val="20"/>
-        </w:rPr>
-        <w:t>- 이 사고의 증거가 되는 열을 두 개 이상 제시할 것. `V$RECOVER_FILE` 이 이 상황에서 어떻게 나오는지도 확인할 것</w:t>
-      </w:r>
-    </w:p>
-    <w:p>
-      <w:pPr>
-        <w:spacing w:before="200" w:after="60"/>
-      </w:pPr>
+        <w:t xml:space="preserve">14. </w:t>
+      </w:r>
+      <w:r>
+        <w:rPr>
+          <w:rFonts w:ascii="Consolas" w:hAnsi="Consolas" w:eastAsia="맑은 고딕"/>
+          <w:b/>
+          <w:sz w:val="21"/>
+        </w:rPr>
+        <w:t xml:space="preserve">STANDBY_FILE_MANAGEMENT</w:t>
+      </w:r>
       <w:r>
         <w:rPr>
           <w:rFonts w:ascii="맑은 고딕" w:hAnsi="맑은 고딕" w:eastAsia="맑은 고딕"/>
           <w:b/>
           <w:sz w:val="21"/>
         </w:rPr>
-        <w:t>15. 사고를 복구하고 검증하시오.  [6점]</w:t>
-      </w:r>
-    </w:p>
-    <w:p>
-      <w:pPr>
-        <w:spacing w:before="0" w:after="40"/>
-        <w:ind w:left="403"/>
-      </w:pPr>
-      <w:r>
-        <w:rPr>
-          <w:rFonts w:ascii="맑은 고딕" w:hAnsi="맑은 고딕" w:eastAsia="맑은 고딕"/>
-          <w:b w:val="0"/>
-          <w:sz w:val="20"/>
-        </w:rPr>
-        <w:t>- 복구 절차를 순서대로 수행할 것. 각 단계에서 `STANDBY_FILE_MANAGEMENT` 를 어떤 값으로 두어야 하는지 밝힐 것</w:t>
-      </w:r>
-    </w:p>
-    <w:p>
-      <w:pPr>
-        <w:spacing w:before="0" w:after="40"/>
-        <w:ind w:left="403"/>
-      </w:pPr>
-      <w:r>
-        <w:rPr>
-          <w:rFonts w:ascii="맑은 고딕" w:hAnsi="맑은 고딕" w:eastAsia="맑은 고딕"/>
-          <w:b w:val="0"/>
-          <w:sz w:val="20"/>
-        </w:rPr>
-        <w:t>- 파일을 만드는 명령을 제시하고, **이름과 크기를 무엇이 결정하는지** 서술할 것</w:t>
-      </w:r>
-    </w:p>
-    <w:p>
-      <w:pPr>
-        <w:spacing w:before="0" w:after="40"/>
-        <w:ind w:left="403"/>
-      </w:pPr>
-      <w:r>
-        <w:rPr>
-          <w:rFonts w:ascii="맑은 고딕" w:hAnsi="맑은 고딕" w:eastAsia="맑은 고딕"/>
-          <w:b w:val="0"/>
-          <w:sz w:val="20"/>
-        </w:rPr>
-        <w:t>- 경로 지정 방식 환경이었다면 이 명령이 어떻게 달라지는지 함께 제시할 것</w:t>
-      </w:r>
-    </w:p>
-    <w:p>
-      <w:pPr>
-        <w:spacing w:before="0" w:after="40"/>
-        <w:ind w:left="403"/>
-      </w:pPr>
-      <w:r>
-        <w:rPr>
-          <w:rFonts w:ascii="맑은 고딕" w:hAnsi="맑은 고딕" w:eastAsia="맑은 고딕"/>
-          <w:b w:val="0"/>
-          <w:sz w:val="20"/>
-        </w:rPr>
-        <w:t>- 만들어진 파일이 처음에 어떤 상태인지 확인하고, 내용이 언제 채워지는지 밝힐 것</w:t>
-      </w:r>
-    </w:p>
-    <w:p>
-      <w:pPr>
-        <w:spacing w:before="0" w:after="40"/>
-        <w:ind w:left="403"/>
-      </w:pPr>
-      <w:r>
-        <w:rPr>
-          <w:rFonts w:ascii="맑은 고딕" w:hAnsi="맑은 고딕" w:eastAsia="맑은 고딕"/>
-          <w:b w:val="0"/>
-          <w:sz w:val="20"/>
-        </w:rPr>
-        <w:t>- 복구 도중 자주 만나는 오류 하나를 지목하고 피하는 방법을 제시할 것</w:t>
-      </w:r>
-    </w:p>
-    <w:p>
-      <w:pPr>
-        <w:spacing w:before="0" w:after="40"/>
-        <w:ind w:left="403"/>
-      </w:pPr>
-      <w:r>
-        <w:rPr>
-          <w:rFonts w:ascii="맑은 고딕" w:hAnsi="맑은 고딕" w:eastAsia="맑은 고딕"/>
-          <w:b w:val="0"/>
-          <w:sz w:val="20"/>
-        </w:rPr>
-        <w:t>- 검증 — 네 가지 항목으로 복구 완료를 확인할 것</w:t>
-      </w:r>
-    </w:p>
-    <w:p>
-      <w:pPr>
-        <w:spacing w:before="200" w:after="60"/>
-      </w:pPr>
+        <w:t xml:space="preserve"> 를 </w:t>
+      </w:r>
+      <w:r>
+        <w:rPr>
+          <w:rFonts w:ascii="Consolas" w:hAnsi="Consolas" w:eastAsia="맑은 고딕"/>
+          <w:b/>
+          <w:sz w:val="21"/>
+        </w:rPr>
+        <w:t xml:space="preserve">MANUAL</w:t>
+      </w:r>
       <w:r>
         <w:rPr>
           <w:rFonts w:ascii="맑은 고딕" w:hAnsi="맑은 고딕" w:eastAsia="맑은 고딕"/>
           <w:b/>
           <w:sz w:val="21"/>
         </w:rPr>
-        <w:t>16. PDB 추가와 삭제의 반영을 확인하고, 반영되지 않는 것을 정리하시오.  [4점]</w:t>
+        <w:t xml:space="preserve"> 로 두고 사고를 재현하시오.  [6점]</w:t>
       </w:r>
     </w:p>
     <w:p>
@@ -3342,7 +4684,23 @@
           <w:b w:val="0"/>
           <w:sz w:val="20"/>
         </w:rPr>
-        <w:t>- Primary 에 PDB 를 하나 만들고 Standby 에 반영되는 것을 확인할 것. 디렉터리까지 생기는지 확인할 것</w:t>
+        <w:t xml:space="preserve">- Standby 의 값을 </w:t>
+      </w:r>
+      <w:r>
+        <w:rPr>
+          <w:rFonts w:ascii="Consolas" w:hAnsi="Consolas" w:eastAsia="맑은 고딕"/>
+          <w:b w:val="0"/>
+          <w:sz w:val="20"/>
+        </w:rPr>
+        <w:t xml:space="preserve">MANUAL</w:t>
+      </w:r>
+      <w:r>
+        <w:rPr>
+          <w:rFonts w:ascii="맑은 고딕" w:hAnsi="맑은 고딕" w:eastAsia="맑은 고딕"/>
+          <w:b w:val="0"/>
+          <w:sz w:val="20"/>
+        </w:rPr>
+        <w:t xml:space="preserve"> 로 바꾼 뒤 Primary 에서 테이블스페이스를 하나 더 만들 것</w:t>
       </w:r>
     </w:p>
     <w:p>
@@ -3356,7 +4714,23 @@
           <w:b w:val="0"/>
           <w:sz w:val="20"/>
         </w:rPr>
-        <w:t>- 양쪽의 `GUID` 를 대조할 것</w:t>
+        <w:t xml:space="preserve">- Standby 에 무엇이 만들어지는지 확인할 것. </w:t>
+      </w:r>
+      <w:r>
+        <w:rPr>
+          <w:rFonts w:ascii="맑은 고딕" w:hAnsi="맑은 고딕" w:eastAsia="맑은 고딕"/>
+          <w:b w:val="0"/>
+          <w:sz w:val="20"/>
+        </w:rPr>
+        <w:t xml:space="preserve">파일 이름과 크기, 경로</w:t>
+      </w:r>
+      <w:r>
+        <w:rPr>
+          <w:rFonts w:ascii="맑은 고딕" w:hAnsi="맑은 고딕" w:eastAsia="맑은 고딕"/>
+          <w:b w:val="0"/>
+          <w:sz w:val="20"/>
+        </w:rPr>
+        <w:t xml:space="preserve">를 모두 기록할 것</w:t>
       </w:r>
     </w:p>
     <w:p>
@@ -3370,7 +4744,23 @@
           <w:b w:val="0"/>
           <w:sz w:val="20"/>
         </w:rPr>
-        <w:t>- 새 PDB 가 Standby 에서 어떤 `OPEN_MODE` 인지 확인하고, 조회를 시도해 오류 번호를 기록할 것</w:t>
+        <w:t xml:space="preserve">- 적용이 어떻게 되는지 확인하고 </w:t>
+      </w:r>
+      <w:r>
+        <w:rPr>
+          <w:rFonts w:ascii="맑은 고딕" w:hAnsi="맑은 고딕" w:eastAsia="맑은 고딕"/>
+          <w:b w:val="0"/>
+          <w:sz w:val="20"/>
+        </w:rPr>
+        <w:t xml:space="preserve">첫 오류 번호</w:t>
+      </w:r>
+      <w:r>
+        <w:rPr>
+          <w:rFonts w:ascii="맑은 고딕" w:hAnsi="맑은 고딕" w:eastAsia="맑은 고딕"/>
+          <w:b w:val="0"/>
+          <w:sz w:val="20"/>
+        </w:rPr>
+        <w:t xml:space="preserve">를 기록할 것</w:t>
       </w:r>
     </w:p>
     <w:p>
@@ -3384,7 +4774,7 @@
           <w:b w:val="0"/>
           <w:sz w:val="20"/>
         </w:rPr>
-        <w:t>- PDB 를 삭제할 것. **Standby 를 먼저 닫아야 하는 이유**를 밝히고, 삭제 후 파일 시스템에 무엇이 남는지 확인할 것</w:t>
+        <w:t>- 같은 시점에 Primary 쪽에서 이상이 감지되는지 확인할 것. 목적지 상태가 어떻게 나오는지 기록하고 그 의미를 서술할 것</w:t>
       </w:r>
     </w:p>
     <w:p>
@@ -3398,7 +4788,329 @@
           <w:b w:val="0"/>
           <w:sz w:val="20"/>
         </w:rPr>
-        <w:t>- 이 과정에서 Standby 에 **반영되지 않는 변경**을 두 가지 이상 들고, 각각 어떻게 처리해야 하는지 서술할 것</w:t>
+        <w:t xml:space="preserve">- </w:t>
+      </w:r>
+      <w:r>
+        <w:rPr>
+          <w:rFonts w:ascii="Consolas" w:hAnsi="Consolas" w:eastAsia="맑은 고딕"/>
+          <w:b w:val="0"/>
+          <w:sz w:val="20"/>
+        </w:rPr>
+        <w:t xml:space="preserve">AUTO</w:t>
+      </w:r>
+      <w:r>
+        <w:rPr>
+          <w:rFonts w:ascii="맑은 고딕" w:hAnsi="맑은 고딕" w:eastAsia="맑은 고딕"/>
+          <w:b w:val="0"/>
+          <w:sz w:val="20"/>
+        </w:rPr>
+        <w:t xml:space="preserve"> 로 되돌리면 저절로 고쳐지는지 확인할 것. 오류 번호가 어떻게 바뀌는지 기록할 것</w:t>
+      </w:r>
+    </w:p>
+    <w:p>
+      <w:pPr>
+        <w:spacing w:before="0" w:after="40"/>
+        <w:ind w:left="403"/>
+      </w:pPr>
+      <w:r>
+        <w:rPr>
+          <w:rFonts w:ascii="맑은 고딕" w:hAnsi="맑은 고딕" w:eastAsia="맑은 고딕"/>
+          <w:b w:val="0"/>
+          <w:sz w:val="20"/>
+        </w:rPr>
+        <w:t xml:space="preserve">- 이 사고의 증거가 되는 열을 두 개 이상 제시할 것. </w:t>
+      </w:r>
+      <w:r>
+        <w:rPr>
+          <w:rFonts w:ascii="Consolas" w:hAnsi="Consolas" w:eastAsia="맑은 고딕"/>
+          <w:b w:val="0"/>
+          <w:sz w:val="20"/>
+        </w:rPr>
+        <w:t xml:space="preserve">V$RECOVER_FILE</w:t>
+      </w:r>
+      <w:r>
+        <w:rPr>
+          <w:rFonts w:ascii="맑은 고딕" w:hAnsi="맑은 고딕" w:eastAsia="맑은 고딕"/>
+          <w:b w:val="0"/>
+          <w:sz w:val="20"/>
+        </w:rPr>
+        <w:t xml:space="preserve"> 이 이 상황에서 어떻게 나오는지도 확인할 것</w:t>
+      </w:r>
+    </w:p>
+    <w:p>
+      <w:pPr>
+        <w:spacing w:before="200" w:after="60"/>
+      </w:pPr>
+      <w:r>
+        <w:rPr>
+          <w:rFonts w:ascii="맑은 고딕" w:hAnsi="맑은 고딕" w:eastAsia="맑은 고딕"/>
+          <w:b/>
+          <w:sz w:val="21"/>
+        </w:rPr>
+        <w:t>15. 사고를 복구하고 검증하시오.  [6점]</w:t>
+      </w:r>
+    </w:p>
+    <w:p>
+      <w:pPr>
+        <w:spacing w:before="0" w:after="40"/>
+        <w:ind w:left="403"/>
+      </w:pPr>
+      <w:r>
+        <w:rPr>
+          <w:rFonts w:ascii="맑은 고딕" w:hAnsi="맑은 고딕" w:eastAsia="맑은 고딕"/>
+          <w:b w:val="0"/>
+          <w:sz w:val="20"/>
+        </w:rPr>
+        <w:t xml:space="preserve">- 복구 절차를 순서대로 수행할 것. 각 단계에서 </w:t>
+      </w:r>
+      <w:r>
+        <w:rPr>
+          <w:rFonts w:ascii="Consolas" w:hAnsi="Consolas" w:eastAsia="맑은 고딕"/>
+          <w:b w:val="0"/>
+          <w:sz w:val="20"/>
+        </w:rPr>
+        <w:t xml:space="preserve">STANDBY_FILE_MANAGEMENT</w:t>
+      </w:r>
+      <w:r>
+        <w:rPr>
+          <w:rFonts w:ascii="맑은 고딕" w:hAnsi="맑은 고딕" w:eastAsia="맑은 고딕"/>
+          <w:b w:val="0"/>
+          <w:sz w:val="20"/>
+        </w:rPr>
+        <w:t xml:space="preserve"> 를 어떤 값으로 두어야 하는지 밝힐 것</w:t>
+      </w:r>
+    </w:p>
+    <w:p>
+      <w:pPr>
+        <w:spacing w:before="0" w:after="40"/>
+        <w:ind w:left="403"/>
+      </w:pPr>
+      <w:r>
+        <w:rPr>
+          <w:rFonts w:ascii="맑은 고딕" w:hAnsi="맑은 고딕" w:eastAsia="맑은 고딕"/>
+          <w:b w:val="0"/>
+          <w:sz w:val="20"/>
+        </w:rPr>
+        <w:t xml:space="preserve">- 파일을 만드는 명령을 제시하고, </w:t>
+      </w:r>
+      <w:r>
+        <w:rPr>
+          <w:rFonts w:ascii="맑은 고딕" w:hAnsi="맑은 고딕" w:eastAsia="맑은 고딕"/>
+          <w:b w:val="0"/>
+          <w:sz w:val="20"/>
+        </w:rPr>
+        <w:t xml:space="preserve">이름과 크기를 무엇이 결정하는지</w:t>
+      </w:r>
+      <w:r>
+        <w:rPr>
+          <w:rFonts w:ascii="맑은 고딕" w:hAnsi="맑은 고딕" w:eastAsia="맑은 고딕"/>
+          <w:b w:val="0"/>
+          <w:sz w:val="20"/>
+        </w:rPr>
+        <w:t xml:space="preserve"> 서술할 것</w:t>
+      </w:r>
+    </w:p>
+    <w:p>
+      <w:pPr>
+        <w:spacing w:before="0" w:after="40"/>
+        <w:ind w:left="403"/>
+      </w:pPr>
+      <w:r>
+        <w:rPr>
+          <w:rFonts w:ascii="맑은 고딕" w:hAnsi="맑은 고딕" w:eastAsia="맑은 고딕"/>
+          <w:b w:val="0"/>
+          <w:sz w:val="20"/>
+        </w:rPr>
+        <w:t>- 경로 지정 방식 환경이었다면 이 명령이 어떻게 달라지는지 함께 제시할 것</w:t>
+      </w:r>
+    </w:p>
+    <w:p>
+      <w:pPr>
+        <w:spacing w:before="0" w:after="40"/>
+        <w:ind w:left="403"/>
+      </w:pPr>
+      <w:r>
+        <w:rPr>
+          <w:rFonts w:ascii="맑은 고딕" w:hAnsi="맑은 고딕" w:eastAsia="맑은 고딕"/>
+          <w:b w:val="0"/>
+          <w:sz w:val="20"/>
+        </w:rPr>
+        <w:t>- 만들어진 파일이 처음에 어떤 상태인지 확인하고, 내용이 언제 채워지는지 밝힐 것</w:t>
+      </w:r>
+    </w:p>
+    <w:p>
+      <w:pPr>
+        <w:spacing w:before="0" w:after="40"/>
+        <w:ind w:left="403"/>
+      </w:pPr>
+      <w:r>
+        <w:rPr>
+          <w:rFonts w:ascii="맑은 고딕" w:hAnsi="맑은 고딕" w:eastAsia="맑은 고딕"/>
+          <w:b w:val="0"/>
+          <w:sz w:val="20"/>
+        </w:rPr>
+        <w:t>- 복구 도중 자주 만나는 오류 하나를 지목하고 피하는 방법을 제시할 것</w:t>
+      </w:r>
+    </w:p>
+    <w:p>
+      <w:pPr>
+        <w:spacing w:before="0" w:after="40"/>
+        <w:ind w:left="403"/>
+      </w:pPr>
+      <w:r>
+        <w:rPr>
+          <w:rFonts w:ascii="맑은 고딕" w:hAnsi="맑은 고딕" w:eastAsia="맑은 고딕"/>
+          <w:b w:val="0"/>
+          <w:sz w:val="20"/>
+        </w:rPr>
+        <w:t>- 검증 — 네 가지 항목으로 복구 완료를 확인할 것</w:t>
+      </w:r>
+    </w:p>
+    <w:p>
+      <w:pPr>
+        <w:spacing w:before="200" w:after="60"/>
+      </w:pPr>
+      <w:r>
+        <w:rPr>
+          <w:rFonts w:ascii="맑은 고딕" w:hAnsi="맑은 고딕" w:eastAsia="맑은 고딕"/>
+          <w:b/>
+          <w:sz w:val="21"/>
+        </w:rPr>
+        <w:t>16. PDB 추가와 삭제의 반영을 확인하고, 반영되지 않는 것을 정리하시오.  [4점]</w:t>
+      </w:r>
+    </w:p>
+    <w:p>
+      <w:pPr>
+        <w:spacing w:before="0" w:after="40"/>
+        <w:ind w:left="403"/>
+      </w:pPr>
+      <w:r>
+        <w:rPr>
+          <w:rFonts w:ascii="맑은 고딕" w:hAnsi="맑은 고딕" w:eastAsia="맑은 고딕"/>
+          <w:b w:val="0"/>
+          <w:sz w:val="20"/>
+        </w:rPr>
+        <w:t>- Primary 에 PDB 를 하나 만들고 Standby 에 반영되는 것을 확인할 것. 디렉터리까지 생기는지 확인할 것</w:t>
+      </w:r>
+    </w:p>
+    <w:p>
+      <w:pPr>
+        <w:spacing w:before="0" w:after="40"/>
+        <w:ind w:left="403"/>
+      </w:pPr>
+      <w:r>
+        <w:rPr>
+          <w:rFonts w:ascii="맑은 고딕" w:hAnsi="맑은 고딕" w:eastAsia="맑은 고딕"/>
+          <w:b w:val="0"/>
+          <w:sz w:val="20"/>
+        </w:rPr>
+        <w:t xml:space="preserve">- 양쪽의 </w:t>
+      </w:r>
+      <w:r>
+        <w:rPr>
+          <w:rFonts w:ascii="Consolas" w:hAnsi="Consolas" w:eastAsia="맑은 고딕"/>
+          <w:b w:val="0"/>
+          <w:sz w:val="20"/>
+        </w:rPr>
+        <w:t xml:space="preserve">GUID</w:t>
+      </w:r>
+      <w:r>
+        <w:rPr>
+          <w:rFonts w:ascii="맑은 고딕" w:hAnsi="맑은 고딕" w:eastAsia="맑은 고딕"/>
+          <w:b w:val="0"/>
+          <w:sz w:val="20"/>
+        </w:rPr>
+        <w:t xml:space="preserve"> 를 대조할 것</w:t>
+      </w:r>
+    </w:p>
+    <w:p>
+      <w:pPr>
+        <w:spacing w:before="0" w:after="40"/>
+        <w:ind w:left="403"/>
+      </w:pPr>
+      <w:r>
+        <w:rPr>
+          <w:rFonts w:ascii="맑은 고딕" w:hAnsi="맑은 고딕" w:eastAsia="맑은 고딕"/>
+          <w:b w:val="0"/>
+          <w:sz w:val="20"/>
+        </w:rPr>
+        <w:t xml:space="preserve">- 새 PDB 가 Standby 에서 어떤 </w:t>
+      </w:r>
+      <w:r>
+        <w:rPr>
+          <w:rFonts w:ascii="Consolas" w:hAnsi="Consolas" w:eastAsia="맑은 고딕"/>
+          <w:b w:val="0"/>
+          <w:sz w:val="20"/>
+        </w:rPr>
+        <w:t xml:space="preserve">OPEN_MODE</w:t>
+      </w:r>
+      <w:r>
+        <w:rPr>
+          <w:rFonts w:ascii="맑은 고딕" w:hAnsi="맑은 고딕" w:eastAsia="맑은 고딕"/>
+          <w:b w:val="0"/>
+          <w:sz w:val="20"/>
+        </w:rPr>
+        <w:t xml:space="preserve"> 인지 확인하고, 조회를 시도해 오류 번호를 기록할 것</w:t>
+      </w:r>
+    </w:p>
+    <w:p>
+      <w:pPr>
+        <w:spacing w:before="0" w:after="40"/>
+        <w:ind w:left="403"/>
+      </w:pPr>
+      <w:r>
+        <w:rPr>
+          <w:rFonts w:ascii="맑은 고딕" w:hAnsi="맑은 고딕" w:eastAsia="맑은 고딕"/>
+          <w:b w:val="0"/>
+          <w:sz w:val="20"/>
+        </w:rPr>
+        <w:t xml:space="preserve">- PDB 를 삭제할 것. </w:t>
+      </w:r>
+      <w:r>
+        <w:rPr>
+          <w:rFonts w:ascii="맑은 고딕" w:hAnsi="맑은 고딕" w:eastAsia="맑은 고딕"/>
+          <w:b w:val="0"/>
+          <w:sz w:val="20"/>
+        </w:rPr>
+        <w:t xml:space="preserve">Standby 를 먼저 닫아야 하는 이유</w:t>
+      </w:r>
+      <w:r>
+        <w:rPr>
+          <w:rFonts w:ascii="맑은 고딕" w:hAnsi="맑은 고딕" w:eastAsia="맑은 고딕"/>
+          <w:b w:val="0"/>
+          <w:sz w:val="20"/>
+        </w:rPr>
+        <w:t xml:space="preserve">를 밝히고, 삭제 후 파일 시스템에 무엇이 남는지 확인할 것</w:t>
+      </w:r>
+    </w:p>
+    <w:p>
+      <w:pPr>
+        <w:spacing w:before="0" w:after="40"/>
+        <w:ind w:left="403"/>
+      </w:pPr>
+      <w:r>
+        <w:rPr>
+          <w:rFonts w:ascii="맑은 고딕" w:hAnsi="맑은 고딕" w:eastAsia="맑은 고딕"/>
+          <w:b w:val="0"/>
+          <w:sz w:val="20"/>
+        </w:rPr>
+        <w:t xml:space="preserve">- 이 과정에서 Standby 에 </w:t>
+      </w:r>
+      <w:r>
+        <w:rPr>
+          <w:rFonts w:ascii="맑은 고딕" w:hAnsi="맑은 고딕" w:eastAsia="맑은 고딕"/>
+          <w:b w:val="0"/>
+          <w:sz w:val="20"/>
+        </w:rPr>
+        <w:t xml:space="preserve">반영되지 않는 변경</w:t>
+      </w:r>
+      <w:r>
+        <w:rPr>
+          <w:rFonts w:ascii="맑은 고딕" w:hAnsi="맑은 고딕" w:eastAsia="맑은 고딕"/>
+          <w:b w:val="0"/>
+          <w:sz w:val="20"/>
+        </w:rPr>
+        <w:t xml:space="preserve">을 두 가지 이상 들고, 각각 어떻게 처리해야 하는지 서술할 것</w:t>
       </w:r>
     </w:p>
     <w:p>
@@ -3697,7 +5409,7 @@
                 <w:b w:val="0"/>
                 <w:sz w:val="19"/>
               </w:rPr>
-              <w:t>**14번만 수행하고 15번을 하지 않아 적용이 멈춘 채로 종료한 경우 Section 5 전체 0점**</w:t>
+              <w:t xml:space="preserve">14번만 수행하고 15번을 하지 않아 적용이 멈춘 채로 종료한 경우 Section 5 전체 0점</w:t>
             </w:r>
           </w:p>
         </w:tc>
@@ -3730,11 +5442,19 @@
             </w:pPr>
             <w:r>
               <w:rPr>
+                <w:rFonts w:ascii="Consolas" w:hAnsi="Consolas" w:eastAsia="맑은 고딕"/>
+                <w:b w:val="0"/>
+                <w:sz w:val="19"/>
+              </w:rPr>
+              <w:t xml:space="preserve">DUPLICATE</w:t>
+            </w:r>
+            <w:r>
+              <w:rPr>
                 <w:rFonts w:ascii="맑은 고딕" w:hAnsi="맑은 고딕" w:eastAsia="맑은 고딕"/>
                 <w:b w:val="0"/>
                 <w:sz w:val="19"/>
               </w:rPr>
-              <w:t>`DUPLICATE` 를 실제로 실행한 경우 시험 전체 0점 (이 시험의 범위가 아니다)</w:t>
+              <w:t xml:space="preserve"> 를 실제로 실행한 경우 시험 전체 0점 (이 시험의 범위가 아니다)</w:t>
             </w:r>
           </w:p>
         </w:tc>
@@ -3855,6 +5575,8 @@
     </w:tbl>
     <w:p/>
     <w:sectPr>
+      <w:headerReference w:type="default" r:id="rId9"/>
+      <w:footerReference w:type="default" r:id="rId10"/>
       <w:pgSz w:w="12240" w:h="15840"/>
       <w:pgMar w:top="1440" w:right="1584" w:bottom="1440" w:left="1584" w:header="720" w:footer="720" w:gutter="0"/>
       <w:cols w:space="720"/>
@@ -3862,6 +5584,26 @@
     </w:sectPr>
   </w:body>
 </w:document>
+</file>
+
+<file path=word/footer1.xml><?xml version="1.0" encoding="utf-8"?>
+<w:ftr xmlns:m="http://schemas.openxmlformats.org/officeDocument/2006/math" xmlns:mc="http://schemas.openxmlformats.org/markup-compatibility/2006" xmlns:mo="http://schemas.microsoft.com/office/mac/office/2008/main" xmlns:mv="urn:schemas-microsoft-com:mac:vml" xmlns:o="urn:schemas-microsoft-com:office:office" xmlns:r="http://schemas.openxmlformats.org/officeDocument/2006/relationships" xmlns:v="urn:schemas-microsoft-com:vml" xmlns:w10="urn:schemas-microsoft-com:office:word" xmlns:w14="http://schemas.microsoft.com/office/word/2010/wordml" xmlns:w="http://schemas.openxmlformats.org/wordprocessingml/2006/main" xmlns:wne="http://schemas.microsoft.com/office/word/2006/wordml" xmlns:wp14="http://schemas.microsoft.com/office/word/2010/wordprocessingDrawing" xmlns:wp="http://schemas.openxmlformats.org/drawingml/2006/wordprocessingDrawing" xmlns:wpc="http://schemas.microsoft.com/office/word/2010/wordprocessingCanvas" xmlns:wpg="http://schemas.microsoft.com/office/word/2010/wordprocessingGroup" xmlns:wpi="http://schemas.microsoft.com/office/word/2010/wordprocessingInk" xmlns:wps="http://schemas.microsoft.com/office/word/2010/wordprocessingShape" mc:Ignorable="w14 wp14">
+  <w:p>
+    <w:pPr>
+      <w:pStyle w:val="Footer"/>
+    </w:pPr>
+  </w:p>
+</w:ftr>
+</file>
+
+<file path=word/header1.xml><?xml version="1.0" encoding="utf-8"?>
+<w:hdr xmlns:m="http://schemas.openxmlformats.org/officeDocument/2006/math" xmlns:mc="http://schemas.openxmlformats.org/markup-compatibility/2006" xmlns:mo="http://schemas.microsoft.com/office/mac/office/2008/main" xmlns:mv="urn:schemas-microsoft-com:mac:vml" xmlns:o="urn:schemas-microsoft-com:office:office" xmlns:r="http://schemas.openxmlformats.org/officeDocument/2006/relationships" xmlns:v="urn:schemas-microsoft-com:vml" xmlns:w10="urn:schemas-microsoft-com:office:word" xmlns:w14="http://schemas.microsoft.com/office/word/2010/wordml" xmlns:w="http://schemas.openxmlformats.org/wordprocessingml/2006/main" xmlns:wne="http://schemas.microsoft.com/office/word/2006/wordml" xmlns:wp14="http://schemas.microsoft.com/office/word/2010/wordprocessingDrawing" xmlns:wp="http://schemas.openxmlformats.org/drawingml/2006/wordprocessingDrawing" xmlns:wpc="http://schemas.microsoft.com/office/word/2010/wordprocessingCanvas" xmlns:wpg="http://schemas.microsoft.com/office/word/2010/wordprocessingGroup" xmlns:wpi="http://schemas.microsoft.com/office/word/2010/wordprocessingInk" xmlns:wps="http://schemas.microsoft.com/office/word/2010/wordprocessingShape" mc:Ignorable="w14 wp14">
+  <w:p>
+    <w:pPr>
+      <w:pStyle w:val="Header"/>
+    </w:pPr>
+  </w:p>
+</w:hdr>
 </file>
 
 <file path=word/numbering.xml><?xml version="1.0" encoding="utf-8"?>
